--- a/output/第10期計画_キックオフ会議ヒアリングシート.docx
+++ b/output/第10期計画_キックオフ会議ヒアリングシート.docx
@@ -3121,7 +3121,20 @@
                 <w:b w:val="0"/>
                 <w:sz w:val="19"/>
               </w:rPr>
-              <w:t>人口推計の基礎を社人研推計とすることは令和8年7月30日にご決定いただきました。次に、階級別認定率の置き方をご決定ください。</w:t>
+              <w:t>本項目は、人口推計の基礎（項目6-1）についてご意向を確認したうえで、階級別認定率の置き方（項目6-2）をご確認いただくものです。</w:t>
+            </w:r>
+          </w:p>
+          <w:p>
+            <w:pPr>
+              <w:spacing w:after="20" w:before="0"/>
+            </w:pPr>
+            <w:r>
+              <w:rPr>
+                <w:rFonts w:ascii="游ゴシック" w:hAnsi="游ゴシック" w:eastAsia="游ゴシック"/>
+                <w:b w:val="0"/>
+                <w:sz w:val="19"/>
+              </w:rPr>
+              <w:t>受託者は、人口推計の基礎について社人研推計（見える化システムの初期値）をそのまま用いることを案としており、これを仮に置いて第1段階を試算しています。</w:t>
             </w:r>
           </w:p>
           <w:p>
@@ -3188,7 +3201,7 @@
                 <w:b w:val="0"/>
                 <w:sz w:val="19"/>
               </w:rPr>
-              <w:t>□　② トレンド継続を基本とし、③ を安全側の確認として併用する（受託者の推奨）</w:t>
+              <w:t>□　【6-1 人口推計の基礎】社人研推計（見える化システムの初期値）をそのまま用いる（受託者の案）</w:t>
             </w:r>
           </w:p>
           <w:p>
@@ -3201,7 +3214,7 @@
                 <w:b w:val="0"/>
                 <w:sz w:val="19"/>
               </w:rPr>
-              <w:t>□　① 現状固定（自然体推計に相当）を採用する</w:t>
+              <w:t>□　【6-1】社人研推計に広域連合独自の補正を加える（補正の内容をご指示ください）</w:t>
             </w:r>
           </w:p>
           <w:p>
@@ -3214,7 +3227,7 @@
                 <w:b w:val="0"/>
                 <w:sz w:val="19"/>
               </w:rPr>
-              <w:t>□　② トレンド継続のみを採用する</w:t>
+              <w:t>□　【6-1】住民基本台帳の実績に基づく独自推計とする</w:t>
             </w:r>
           </w:p>
           <w:p>
@@ -3227,7 +3240,7 @@
                 <w:b w:val="0"/>
                 <w:sz w:val="19"/>
               </w:rPr>
-              <w:t>□　③ 令和元年水準へ回帰を採用する</w:t>
+              <w:t>□　【6-2 認定率】② トレンド継続を基本とし、③ を安全側の確認として併用する（受託者の推奨）</w:t>
             </w:r>
           </w:p>
           <w:p>
@@ -3240,7 +3253,46 @@
                 <w:b w:val="0"/>
                 <w:sz w:val="19"/>
               </w:rPr>
-              <w:t>□　本日は保留とし、令和8年10月中に決定する</w:t>
+              <w:t>□　【6-2】① 現状固定（自然体推計に相当）を採用する</w:t>
+            </w:r>
+          </w:p>
+          <w:p>
+            <w:pPr>
+              <w:spacing w:after="20" w:before="0"/>
+            </w:pPr>
+            <w:r>
+              <w:rPr>
+                <w:rFonts w:ascii="游ゴシック" w:hAnsi="游ゴシック" w:eastAsia="游ゴシック"/>
+                <w:b w:val="0"/>
+                <w:sz w:val="19"/>
+              </w:rPr>
+              <w:t>□　【6-2】② トレンド継続のみを採用する</w:t>
+            </w:r>
+          </w:p>
+          <w:p>
+            <w:pPr>
+              <w:spacing w:after="20" w:before="0"/>
+            </w:pPr>
+            <w:r>
+              <w:rPr>
+                <w:rFonts w:ascii="游ゴシック" w:hAnsi="游ゴシック" w:eastAsia="游ゴシック"/>
+                <w:b w:val="0"/>
+                <w:sz w:val="19"/>
+              </w:rPr>
+              <w:t>□　【6-2】③ 令和元年水準へ回帰を採用する</w:t>
+            </w:r>
+          </w:p>
+          <w:p>
+            <w:pPr>
+              <w:spacing w:after="20" w:before="0"/>
+            </w:pPr>
+            <w:r>
+              <w:rPr>
+                <w:rFonts w:ascii="游ゴシック" w:hAnsi="游ゴシック" w:eastAsia="游ゴシック"/>
+                <w:b w:val="0"/>
+                <w:sz w:val="19"/>
+              </w:rPr>
+              <w:t>□　本日は保留とし、令和8年10月中に改めてご意向を確認する</w:t>
             </w:r>
           </w:p>
         </w:tc>

--- a/output/第10期計画_キックオフ会議ヒアリングシート.docx
+++ b/output/第10期計画_キックオフ会議ヒアリングシート.docx
@@ -56,7 +56,7 @@
           <w:b w:val="0"/>
           <w:sz w:val="20"/>
         </w:rPr>
-        <w:t>令和8年7月31日</w:t>
+        <w:t>令和8年8月4日</w:t>
       </w:r>
     </w:p>
     <w:tbl>
@@ -467,7 +467,7 @@
           <w:b w:val="0"/>
           <w:sz w:val="20"/>
         </w:rPr>
-        <w:t>本シートは、キックオフ会議でご確認・ご決定いただきたい事項を12項目に整理したものです。</w:t>
+        <w:t>本シートは、キックオフ会議でご確認・ご決定いただきたい事項を13項目に整理したものです。</w:t>
       </w:r>
     </w:p>
     <w:p>
@@ -961,7 +961,7 @@
                 <w:b w:val="0"/>
                 <w:sz w:val="18"/>
               </w:rPr>
-              <w:t>項目8・9・10</w:t>
+              <w:t>項目8・9・10・13</w:t>
             </w:r>
           </w:p>
         </w:tc>
@@ -980,7 +980,7 @@
                 <w:b w:val="0"/>
                 <w:sz w:val="18"/>
               </w:rPr>
-              <w:t>20分</w:t>
+              <w:t>25分</w:t>
             </w:r>
           </w:p>
         </w:tc>
@@ -1079,7 +1079,7 @@
           <w:b w:val="0"/>
           <w:sz w:val="18"/>
         </w:rPr>
-        <w:t>※ 合計90分です。時間が限られる場合は、項目1・2・7を優先してください。この3件はいずれも他の作業の前提となります。</w:t>
+        <w:t>※ 合計95分です。時間が限られる場合は、項目1・2・7・13を優先してください。この4件はいずれも他の作業の前提となります。</w:t>
       </w:r>
     </w:p>
     <w:p>
@@ -5998,6 +5998,475 @@
                 <w:sz w:val="17"/>
               </w:rPr>
               <w:t>必要事項の一覧 成果品No.1〜No.4</w:t>
+            </w:r>
+          </w:p>
+        </w:tc>
+      </w:tr>
+    </w:tbl>
+    <w:p>
+      <w:pPr>
+        <w:spacing w:after="160"/>
+      </w:pPr>
+    </w:p>
+    <w:tbl>
+      <w:tblPr>
+        <w:tblStyle w:val="TableGrid"/>
+        <w:tblW w:type="auto" w:w="0"/>
+        <w:jc w:val="center"/>
+        <w:tblLook w:firstColumn="1" w:firstRow="1" w:lastColumn="0" w:lastRow="0" w:noHBand="0" w:noVBand="1" w:val="04A0"/>
+      </w:tblPr>
+      <w:tblGrid>
+        <w:gridCol w:w="4933"/>
+        <w:gridCol w:w="4933"/>
+      </w:tblGrid>
+      <w:tr>
+        <w:tc>
+          <w:tcPr>
+            <w:tcW w:type="dxa" w:w="1928"/>
+            <w:shd w:val="clear" w:fill="1F3864"/>
+          </w:tcPr>
+          <w:p>
+            <w:pPr>
+              <w:spacing w:after="20" w:before="20"/>
+            </w:pPr>
+            <w:r/>
+            <w:r>
+              <w:rPr>
+                <w:rFonts w:ascii="游ゴシック" w:hAnsi="游ゴシック" w:eastAsia="游ゴシック"/>
+                <w:b/>
+                <w:color w:val="FFFFFF"/>
+                <w:sz w:val="20"/>
+              </w:rPr>
+              <w:t>項目13</w:t>
+            </w:r>
+          </w:p>
+          <w:p>
+            <w:pPr>
+              <w:spacing w:after="20" w:before="0"/>
+            </w:pPr>
+            <w:r>
+              <w:rPr>
+                <w:rFonts w:ascii="游ゴシック" w:hAnsi="游ゴシック" w:eastAsia="游ゴシック"/>
+                <w:b/>
+                <w:color w:val="FFFFFF"/>
+                <w:sz w:val="20"/>
+              </w:rPr>
+              <w:t>調査データ</w:t>
+            </w:r>
+          </w:p>
+        </w:tc>
+        <w:tc>
+          <w:tcPr>
+            <w:tcW w:type="dxa" w:w="7824"/>
+            <w:shd w:val="clear" w:fill="DEEBF7"/>
+          </w:tcPr>
+          <w:p>
+            <w:pPr>
+              <w:spacing w:after="20" w:before="20"/>
+            </w:pPr>
+            <w:r/>
+            <w:r>
+              <w:rPr>
+                <w:rFonts w:ascii="游ゴシック" w:hAnsi="游ゴシック" w:eastAsia="游ゴシック"/>
+                <w:b/>
+                <w:sz w:val="22"/>
+              </w:rPr>
+              <w:t>実施済み3調査の点検事項の取扱い</w:t>
+            </w:r>
+          </w:p>
+        </w:tc>
+      </w:tr>
+      <w:tr>
+        <w:tc>
+          <w:tcPr>
+            <w:tcW w:type="dxa" w:w="1928"/>
+            <w:shd w:val="clear" w:fill="F2F2F2"/>
+          </w:tcPr>
+          <w:p>
+            <w:pPr>
+              <w:spacing w:after="20" w:before="20"/>
+            </w:pPr>
+            <w:r/>
+            <w:r>
+              <w:rPr>
+                <w:rFonts w:ascii="游ゴシック" w:hAnsi="游ゴシック" w:eastAsia="游ゴシック"/>
+                <w:b/>
+                <w:sz w:val="18"/>
+              </w:rPr>
+              <w:t>確認・決定</w:t>
+            </w:r>
+          </w:p>
+          <w:p>
+            <w:pPr>
+              <w:spacing w:after="20" w:before="0"/>
+            </w:pPr>
+            <w:r>
+              <w:rPr>
+                <w:rFonts w:ascii="游ゴシック" w:hAnsi="游ゴシック" w:eastAsia="游ゴシック"/>
+                <w:b/>
+                <w:sz w:val="18"/>
+              </w:rPr>
+              <w:t>していただく内容</w:t>
+            </w:r>
+          </w:p>
+        </w:tc>
+        <w:tc>
+          <w:tcPr>
+            <w:tcW w:type="dxa" w:w="7824"/>
+          </w:tcPr>
+          <w:p>
+            <w:pPr>
+              <w:spacing w:after="20" w:before="20"/>
+            </w:pPr>
+            <w:r/>
+            <w:r>
+              <w:rPr>
+                <w:rFonts w:ascii="游ゴシック" w:hAnsi="游ゴシック" w:eastAsia="游ゴシック"/>
+                <w:b w:val="0"/>
+                <w:sz w:val="19"/>
+              </w:rPr>
+              <w:t>令和8年8月4日に、在宅生活改善調査・居所変更実態調査・介護人材実態調査の第10期分（23の法人・事業者、102ファイル）を受領し、点検と集計を行いました。点検事項は29件です。</w:t>
+            </w:r>
+          </w:p>
+          <w:p>
+            <w:pPr>
+              <w:spacing w:after="20" w:before="0"/>
+            </w:pPr>
+            <w:r>
+              <w:rPr>
+                <w:rFonts w:ascii="游ゴシック" w:hAnsi="游ゴシック" w:eastAsia="游ゴシック"/>
+                <w:b w:val="0"/>
+                <w:sz w:val="19"/>
+              </w:rPr>
+              <w:t>このうち次の3件は、集計の方法を決めないと計画本文に載せる数値が変わります。</w:t>
+            </w:r>
+          </w:p>
+          <w:p>
+            <w:pPr>
+              <w:spacing w:after="20" w:before="0"/>
+            </w:pPr>
+            <w:r>
+              <w:rPr>
+                <w:rFonts w:ascii="游ゴシック" w:hAnsi="游ゴシック" w:eastAsia="游ゴシック"/>
+                <w:b w:val="0"/>
+                <w:sz w:val="19"/>
+              </w:rPr>
+              <w:t>① 同一法人が施設・通所系と訪問系の両方の事業所票に同一の職員数（13人）を記入しており、単純合計では二重に計上されます。</w:t>
+            </w:r>
+          </w:p>
+          <w:p>
+            <w:pPr>
+              <w:spacing w:after="20" w:before="0"/>
+            </w:pPr>
+            <w:r>
+              <w:rPr>
+                <w:rFonts w:ascii="游ゴシック" w:hAnsi="游ゴシック" w:eastAsia="游ゴシック"/>
+                <w:b w:val="0"/>
+                <w:sz w:val="19"/>
+              </w:rPr>
+              <w:t>② 在宅生活改善調査の利用者票99票のうち36票が同一法人の小規模多機能2事業所からの提出であり、「小規模多機能がより適切」とする回答44件のうち31件を占めます。</w:t>
+            </w:r>
+          </w:p>
+          <w:p>
+            <w:pPr>
+              <w:spacing w:after="20" w:before="0"/>
+            </w:pPr>
+            <w:r>
+              <w:rPr>
+                <w:rFonts w:ascii="游ゴシック" w:hAnsi="游ゴシック" w:eastAsia="游ゴシック"/>
+                <w:b w:val="0"/>
+                <w:sz w:val="19"/>
+              </w:rPr>
+              <w:t>③ 利用者票の所在地区の記入形式が事業所ごとに異なり、地区別・圏域別の集計ができません。</w:t>
+            </w:r>
+          </w:p>
+          <w:p>
+            <w:pPr>
+              <w:spacing w:after="20" w:before="0"/>
+            </w:pPr>
+            <w:r>
+              <w:rPr>
+                <w:rFonts w:ascii="游ゴシック" w:hAnsi="游ゴシック" w:eastAsia="游ゴシック"/>
+                <w:b w:val="0"/>
+                <w:sz w:val="19"/>
+              </w:rPr>
+              <w:t>あわせて、事業所への照会の要否と方法をご確認ください。</w:t>
+            </w:r>
+          </w:p>
+        </w:tc>
+      </w:tr>
+      <w:tr>
+        <w:tc>
+          <w:tcPr>
+            <w:tcW w:type="dxa" w:w="1928"/>
+            <w:shd w:val="clear" w:fill="F2F2F2"/>
+          </w:tcPr>
+          <w:p>
+            <w:pPr>
+              <w:spacing w:after="20" w:before="20"/>
+            </w:pPr>
+            <w:r/>
+            <w:r>
+              <w:rPr>
+                <w:rFonts w:ascii="游ゴシック" w:hAnsi="游ゴシック" w:eastAsia="游ゴシック"/>
+                <w:b/>
+                <w:sz w:val="18"/>
+              </w:rPr>
+              <w:t>選択肢</w:t>
+            </w:r>
+          </w:p>
+        </w:tc>
+        <w:tc>
+          <w:tcPr>
+            <w:tcW w:type="dxa" w:w="7824"/>
+          </w:tcPr>
+          <w:p>
+            <w:pPr>
+              <w:spacing w:after="20" w:before="20"/>
+            </w:pPr>
+            <w:r/>
+            <w:r>
+              <w:rPr>
+                <w:rFonts w:ascii="游ゴシック" w:hAnsi="游ゴシック" w:eastAsia="游ゴシック"/>
+                <w:b w:val="0"/>
+                <w:sz w:val="19"/>
+              </w:rPr>
+              <w:t>□　①は照会のうえ実数を確定する／②は提出元を除いた集計を併記する／③は地区別分析を行わない（受託者の案）</w:t>
+            </w:r>
+          </w:p>
+          <w:p>
+            <w:pPr>
+              <w:spacing w:after="20" w:before="0"/>
+            </w:pPr>
+            <w:r>
+              <w:rPr>
+                <w:rFonts w:ascii="游ゴシック" w:hAnsi="游ゴシック" w:eastAsia="游ゴシック"/>
+                <w:b w:val="0"/>
+                <w:sz w:val="19"/>
+              </w:rPr>
+              <w:t>□　3件とも事業所へ照会し、確定した数値で集計する</w:t>
+            </w:r>
+          </w:p>
+          <w:p>
+            <w:pPr>
+              <w:spacing w:after="20" w:before="0"/>
+            </w:pPr>
+            <w:r>
+              <w:rPr>
+                <w:rFonts w:ascii="游ゴシック" w:hAnsi="游ゴシック" w:eastAsia="游ゴシック"/>
+                <w:b w:val="0"/>
+                <w:sz w:val="19"/>
+              </w:rPr>
+              <w:t>□　照会は行わず、受領した数値のまま集計し、本文に留保を注記する</w:t>
+            </w:r>
+          </w:p>
+          <w:p>
+            <w:pPr>
+              <w:spacing w:after="20" w:before="0"/>
+            </w:pPr>
+            <w:r>
+              <w:rPr>
+                <w:rFonts w:ascii="游ゴシック" w:hAnsi="游ゴシック" w:eastAsia="游ゴシック"/>
+                <w:b w:val="0"/>
+                <w:sz w:val="19"/>
+              </w:rPr>
+              <w:t>□　照会は広域連合から行う（受託者は照会内容の案を作成する）</w:t>
+            </w:r>
+          </w:p>
+          <w:p>
+            <w:pPr>
+              <w:spacing w:after="20" w:before="0"/>
+            </w:pPr>
+            <w:r>
+              <w:rPr>
+                <w:rFonts w:ascii="游ゴシック" w:hAnsi="游ゴシック" w:eastAsia="游ゴシック"/>
+                <w:b w:val="0"/>
+                <w:sz w:val="19"/>
+              </w:rPr>
+              <w:t>□　本日は保留とし、令和8年8月中に改めてご意向を確認する</w:t>
+            </w:r>
+          </w:p>
+        </w:tc>
+      </w:tr>
+      <w:tr>
+        <w:tc>
+          <w:tcPr>
+            <w:tcW w:type="dxa" w:w="1928"/>
+            <w:shd w:val="clear" w:fill="FFF2CC"/>
+          </w:tcPr>
+          <w:p>
+            <w:pPr>
+              <w:spacing w:after="20" w:before="20"/>
+            </w:pPr>
+            <w:r/>
+            <w:r>
+              <w:rPr>
+                <w:rFonts w:ascii="游ゴシック" w:hAnsi="游ゴシック" w:eastAsia="游ゴシック"/>
+                <w:b/>
+                <w:sz w:val="18"/>
+              </w:rPr>
+              <w:t>決定内容</w:t>
+            </w:r>
+          </w:p>
+          <w:p>
+            <w:pPr>
+              <w:spacing w:after="20" w:before="0"/>
+            </w:pPr>
+            <w:r>
+              <w:rPr>
+                <w:rFonts w:ascii="游ゴシック" w:hAnsi="游ゴシック" w:eastAsia="游ゴシック"/>
+                <w:b/>
+                <w:sz w:val="18"/>
+              </w:rPr>
+              <w:t>（ご記入欄）</w:t>
+            </w:r>
+          </w:p>
+        </w:tc>
+        <w:tc>
+          <w:tcPr>
+            <w:tcW w:type="dxa" w:w="7824"/>
+          </w:tcPr>
+          <w:p>
+            <w:pPr>
+              <w:spacing w:after="20" w:before="20"/>
+            </w:pPr>
+            <w:r/>
+            <w:r>
+              <w:rPr>
+                <w:rFonts w:ascii="游ゴシック" w:hAnsi="游ゴシック" w:eastAsia="游ゴシック"/>
+                <w:b w:val="0"/>
+                <w:sz w:val="19"/>
+              </w:rPr>
+            </w:r>
+          </w:p>
+          <w:p>
+            <w:pPr>
+              <w:spacing w:after="20" w:before="0"/>
+            </w:pPr>
+            <w:r>
+              <w:rPr>
+                <w:rFonts w:ascii="游ゴシック" w:hAnsi="游ゴシック" w:eastAsia="游ゴシック"/>
+                <w:b w:val="0"/>
+                <w:sz w:val="19"/>
+              </w:rPr>
+            </w:r>
+          </w:p>
+          <w:p>
+            <w:pPr>
+              <w:spacing w:after="20" w:before="0"/>
+            </w:pPr>
+            <w:r>
+              <w:rPr>
+                <w:rFonts w:ascii="游ゴシック" w:hAnsi="游ゴシック" w:eastAsia="游ゴシック"/>
+                <w:b w:val="0"/>
+                <w:sz w:val="19"/>
+              </w:rPr>
+            </w:r>
+          </w:p>
+          <w:p>
+            <w:pPr>
+              <w:spacing w:after="20" w:before="0"/>
+            </w:pPr>
+            <w:r>
+              <w:rPr>
+                <w:rFonts w:ascii="游ゴシック" w:hAnsi="游ゴシック" w:eastAsia="游ゴシック"/>
+                <w:b w:val="0"/>
+                <w:sz w:val="19"/>
+              </w:rPr>
+            </w:r>
+          </w:p>
+          <w:p>
+            <w:pPr>
+              <w:spacing w:after="20" w:before="0"/>
+            </w:pPr>
+            <w:r>
+              <w:rPr>
+                <w:rFonts w:ascii="游ゴシック" w:hAnsi="游ゴシック" w:eastAsia="游ゴシック"/>
+                <w:b w:val="0"/>
+                <w:sz w:val="19"/>
+              </w:rPr>
+            </w:r>
+          </w:p>
+        </w:tc>
+      </w:tr>
+      <w:tr>
+        <w:tc>
+          <w:tcPr>
+            <w:tcW w:type="dxa" w:w="1928"/>
+            <w:shd w:val="clear" w:fill="F2F2F2"/>
+          </w:tcPr>
+          <w:p>
+            <w:pPr>
+              <w:spacing w:after="20" w:before="20"/>
+            </w:pPr>
+            <w:r/>
+            <w:r>
+              <w:rPr>
+                <w:rFonts w:ascii="游ゴシック" w:hAnsi="游ゴシック" w:eastAsia="游ゴシック"/>
+                <w:b/>
+                <w:sz w:val="18"/>
+              </w:rPr>
+              <w:t>決まらない場合</w:t>
+            </w:r>
+          </w:p>
+        </w:tc>
+        <w:tc>
+          <w:tcPr>
+            <w:tcW w:type="dxa" w:w="7824"/>
+          </w:tcPr>
+          <w:p>
+            <w:pPr>
+              <w:spacing w:after="20" w:before="20"/>
+            </w:pPr>
+            <w:r/>
+            <w:r>
+              <w:rPr>
+                <w:rFonts w:ascii="游ゴシック" w:hAnsi="游ゴシック" w:eastAsia="游ゴシック"/>
+                <w:b w:val="0"/>
+                <w:sz w:val="18"/>
+              </w:rPr>
+              <w:t>介護職員の総数（348人か361人か）、小規模多機能の見込量の根拠（44件か13件か）、地区別分析の可否が定まりません。第3章第5節（介護人材）、第6章第2節（見込量）、第6章第4節（施設整備の方針）の記述が確定しません。</w:t>
+            </w:r>
+          </w:p>
+        </w:tc>
+      </w:tr>
+      <w:tr>
+        <w:tc>
+          <w:tcPr>
+            <w:tcW w:type="dxa" w:w="1928"/>
+            <w:shd w:val="clear" w:fill="F2F2F2"/>
+          </w:tcPr>
+          <w:p>
+            <w:pPr>
+              <w:spacing w:after="20" w:before="20"/>
+            </w:pPr>
+            <w:r/>
+            <w:r>
+              <w:rPr>
+                <w:rFonts w:ascii="游ゴシック" w:hAnsi="游ゴシック" w:eastAsia="游ゴシック"/>
+                <w:b/>
+                <w:sz w:val="18"/>
+              </w:rPr>
+              <w:t>出所</w:t>
+            </w:r>
+          </w:p>
+        </w:tc>
+        <w:tc>
+          <w:tcPr>
+            <w:tcW w:type="dxa" w:w="7824"/>
+          </w:tcPr>
+          <w:p>
+            <w:pPr>
+              <w:spacing w:after="20" w:before="20"/>
+            </w:pPr>
+            <w:r/>
+            <w:r>
+              <w:rPr>
+                <w:rFonts w:ascii="游ゴシック" w:hAnsi="游ゴシック" w:eastAsia="游ゴシック"/>
+                <w:b w:val="0"/>
+                <w:sz w:val="17"/>
+              </w:rPr>
+              <w:t>実施済み3調査の受領点検と集計 02シートNo.1〜No.3・09シート</w:t>
             </w:r>
           </w:p>
         </w:tc>
@@ -6336,7 +6805,7 @@
                 <w:b w:val="0"/>
                 <w:sz w:val="18"/>
               </w:rPr>
-              <w:t>キックオフ会議資料の第3稿の作成</w:t>
+              <w:t>キックオフ会議資料の第5稿の作成</w:t>
             </w:r>
           </w:p>
         </w:tc>
@@ -6355,7 +6824,7 @@
                 <w:b w:val="0"/>
                 <w:sz w:val="18"/>
               </w:rPr>
-              <w:t>本シートの決定内容</w:t>
+              <w:t>本シートのご記入内容</w:t>
             </w:r>
           </w:p>
         </w:tc>
@@ -6690,7 +7159,7 @@
           <w:b w:val="0"/>
           <w:sz w:val="18"/>
         </w:rPr>
-        <w:t>※ 本シートの12項目は、別冊「必要事項の一覧」に登録済みの事項から、会議でご確認いただくものを抜き出したものです。全体の必要事項（資料14件・決定17件・日程6件・成果品7件・告示待ち5件・受託者の作業7件）は同表をご覧ください。</w:t>
+        <w:t>※ 本シートの13項目は、別冊「必要事項の一覧」に登録済みの事項から、会議でご確認いただくものを抜き出したものです。全体の必要事項（資料14件・決定17件・日程6件・成果品7件・告示待ち5件・受託者の作業7件）は同表をご覧ください。</w:t>
       </w:r>
     </w:p>
     <w:p>

--- a/output/第10期計画_キックオフ会議ヒアリングシート.docx
+++ b/output/第10期計画_キックオフ会議ヒアリングシート.docx
@@ -6125,7 +6125,7 @@
                 <w:b w:val="0"/>
                 <w:sz w:val="19"/>
               </w:rPr>
-              <w:t>令和8年8月4日に、在宅生活改善調査・居所変更実態調査・介護人材実態調査の第10期分（23の法人・事業者、102ファイル）を受領し、点検と集計を行いました。点検事項は29件です。</w:t>
+              <w:t>令和8年8月4日に、在宅生活改善調査・居所変更実態調査・介護人材実態調査の第10期分（23の法人・事業者、102ファイル）を受領し、点検と集計を行いました。点検事項は31件です。</w:t>
             </w:r>
           </w:p>
           <w:p>
@@ -6138,7 +6138,7 @@
                 <w:b w:val="0"/>
                 <w:sz w:val="19"/>
               </w:rPr>
-              <w:t>このうち次の3件は、集計の方法を決めないと計画本文に載せる数値が変わります。</w:t>
+              <w:t>このうち次の4件は、集計の方法を決めないと計画本文に載せる数値が変わります。</w:t>
             </w:r>
           </w:p>
           <w:p>
@@ -6178,6 +6178,19 @@
                 <w:sz w:val="19"/>
               </w:rPr>
               <w:t>③ 利用者票の所在地区の記入形式が事業所ごとに異なり、地区別・圏域別の集計ができません。</w:t>
+            </w:r>
+          </w:p>
+          <w:p>
+            <w:pPr>
+              <w:spacing w:after="20" w:before="0"/>
+            </w:pPr>
+            <w:r>
+              <w:rPr>
+                <w:rFonts w:ascii="游ゴシック" w:hAnsi="游ゴシック" w:eastAsia="游ゴシック"/>
+                <w:b w:val="0"/>
+                <w:sz w:val="19"/>
+              </w:rPr>
+              <w:t>④ 介護老人保健施設3施設の介護職員77人が、見える化システムの従事者数（令和6年度59人）と一致しません。通所リハビリテーションも同様です。特別養護老人ホームは未回答1施設分で差が説明できるのに対し、この2サービスは全施設が回答したうえで差が生じています。</w:t>
             </w:r>
           </w:p>
           <w:p>
@@ -6425,7 +6438,7 @@
                 <w:b w:val="0"/>
                 <w:sz w:val="18"/>
               </w:rPr>
-              <w:t>介護職員の総数（348人か361人か）、小規模多機能の見込量の根拠（44件か13件か）、地区別分析の可否が定まりません。第3章第5節（介護人材）、第6章第2節（見込量）、第6章第4節（施設整備の方針）の記述が確定しません。</w:t>
+              <w:t>介護職員の総数（348人か361人か）、小規模多機能の見込量の根拠（44件か13件か）、地区別分析の可否、及び従事者数の推移を見える化システムで記述できるかどうかが定まりません。第3章第5節（介護人材）、第6章第2節（見込量）、第6章第4節（施設整備の方針）の記述が確定しません。</w:t>
             </w:r>
           </w:p>
         </w:tc>
@@ -6466,7 +6479,7 @@
                 <w:b w:val="0"/>
                 <w:sz w:val="17"/>
               </w:rPr>
-              <w:t>実施済み3調査の受領点検と集計 02シートNo.1〜No.3・09シート</w:t>
+              <w:t>実施済み3調査の受領点検と集計 02シートNo.1〜No.3・No.31／09・10シート</w:t>
             </w:r>
           </w:p>
         </w:tc>

--- a/output/第10期計画_キックオフ会議ヒアリングシート.docx
+++ b/output/第10期計画_キックオフ会議ヒアリングシート.docx
@@ -2675,7 +2675,7 @@
                 <w:b/>
                 <w:sz w:val="22"/>
               </w:rPr>
-              <w:t>要介護度別認定者数の実績</w:t>
+              <w:t>サービス種別・要介護度別の受給者数</w:t>
             </w:r>
           </w:p>
         </w:tc>
@@ -2729,7 +2729,7 @@
                 <w:b w:val="0"/>
                 <w:sz w:val="19"/>
               </w:rPr>
-              <w:t>令和元年度から令和8年度までの各年3月末について、要支援1・2、要介護1〜5の別の認定者数をご提供ください。</w:t>
+              <w:t>要介護度別の認定者数は、令和8年8月4日にご提供いただいた見える化システムのB3系列により、平成19年3月末から令和8年3月末までの20時点が得られました。令和8年3月末は要支援1が298人・要支援2が292人・要介護1が515人・要介護2が299人・要介護3が212人・要介護4が213人・要介護5が155人、合計1,984人です（別冊「要介護認定データの確認」01シート）。</w:t>
             </w:r>
           </w:p>
           <w:p>
@@ -2742,7 +2742,20 @@
                 <w:b w:val="0"/>
                 <w:sz w:val="19"/>
               </w:rPr>
-              <w:t>認定者数の合計は将来推計の第1段階で推計済みです（令和11年度2,004〜2,112人）。サービス見込量は要介護度別の利用率により算定するため、内訳がないと第2段階に進めません。</w:t>
+              <w:t>サービス見込量は「要介護度別認定者数×サービス種別の利用率」により算定します。残るのは利用率の分子となるサービス種別・要介護度別の受給者数です。</w:t>
+            </w:r>
+          </w:p>
+          <w:p>
+            <w:pPr>
+              <w:spacing w:after="20" w:before="0"/>
+            </w:pPr>
+            <w:r>
+              <w:rPr>
+                <w:rFonts w:ascii="游ゴシック" w:hAnsi="游ゴシック" w:eastAsia="游ゴシック"/>
+                <w:b w:val="0"/>
+                <w:sz w:val="19"/>
+              </w:rPr>
+              <w:t>見える化システムのD系列で代替できるかを受託者側で確認していますが、国保連の給付実績によりご提供いただけるかをご確認ください。</w:t>
             </w:r>
           </w:p>
         </w:tc>
@@ -2783,7 +2796,7 @@
                 <w:b w:val="0"/>
                 <w:sz w:val="19"/>
               </w:rPr>
-              <w:t>□　令和8年8月中に提供できる</w:t>
+              <w:t>□　国保連の給付実績から提供できる（令和8年8月中）</w:t>
             </w:r>
           </w:p>
           <w:p>
@@ -2796,7 +2809,7 @@
                 <w:b w:val="0"/>
                 <w:sz w:val="19"/>
               </w:rPr>
-              <w:t>□　令和8年9月中に提供できる</w:t>
+              <w:t>□　国保連の給付実績から提供できる（令和8年9月中）</w:t>
             </w:r>
           </w:p>
           <w:p>
@@ -2809,7 +2822,7 @@
                 <w:b w:val="0"/>
                 <w:sz w:val="19"/>
               </w:rPr>
-              <w:t>□　見える化システムからの出力で代替できる</w:t>
+              <w:t>□　見える化システムのD系列からの出力で代替してよい</w:t>
             </w:r>
           </w:p>
           <w:p>
@@ -2993,7 +3006,7 @@
                 <w:b w:val="0"/>
                 <w:sz w:val="17"/>
               </w:rPr>
-              <w:t>必要事項の一覧 資料No.14／将来推計 07シートNo.2</w:t>
+              <w:t>必要事項の一覧 資料No.14／将来推計 07シートNo.2／要介護認定データの確認 06シートNo.6</w:t>
             </w:r>
           </w:p>
         </w:tc>

--- a/output/第10期計画_キックオフ会議ヒアリングシート.docx
+++ b/output/第10期計画_キックオフ会議ヒアリングシート.docx
@@ -902,7 +902,7 @@
                 <w:b w:val="0"/>
                 <w:sz w:val="18"/>
               </w:rPr>
-              <w:t>20分</w:t>
+              <w:t>25分</w:t>
             </w:r>
           </w:p>
         </w:tc>
@@ -1079,7 +1079,7 @@
           <w:b w:val="0"/>
           <w:sz w:val="18"/>
         </w:rPr>
-        <w:t>※ 合計95分です。時間が限られる場合は、項目1・2・7・13を優先してください。この4件はいずれも他の作業の前提となります。</w:t>
+        <w:t>※ 合計100分です。時間が限られる場合は、項目1・2・7・13を優先してください。この4件はいずれも他の作業の前提となります。</w:t>
       </w:r>
     </w:p>
     <w:p>
@@ -3080,7 +3080,7 @@
                 <w:b/>
                 <w:sz w:val="22"/>
               </w:rPr>
-              <w:t>階級別認定率のシナリオの選択</w:t>
+              <w:t>推計の前提（人口の基礎・認定率・利用率・1人当たり利用日数）</w:t>
             </w:r>
           </w:p>
         </w:tc>
@@ -3176,6 +3176,58 @@
               <w:t>受託者は②を基本とし、③を保険料の安全側の確認として併用することを提案いたします。</w:t>
             </w:r>
           </w:p>
+          <w:p>
+            <w:pPr>
+              <w:spacing w:after="20" w:before="0"/>
+            </w:pPr>
+            <w:r>
+              <w:rPr>
+                <w:rFonts w:ascii="游ゴシック" w:hAnsi="游ゴシック" w:eastAsia="游ゴシック"/>
+                <w:b w:val="0"/>
+                <w:sz w:val="19"/>
+              </w:rPr>
+              <w:t>あわせて、サービス見込量（第2段階）の前提として次の2点をご確認ください。</w:t>
+            </w:r>
+          </w:p>
+          <w:p>
+            <w:pPr>
+              <w:spacing w:after="20" w:before="0"/>
+            </w:pPr>
+            <w:r>
+              <w:rPr>
+                <w:rFonts w:ascii="游ゴシック" w:hAnsi="游ゴシック" w:eastAsia="游ゴシック"/>
+                <w:b w:val="0"/>
+                <w:sz w:val="19"/>
+              </w:rPr>
+              <w:t>【6-3 利用率】要介護度別の利用率（在宅51.2％・居住系7.3％・施設17.0％）を令和7年度の値で固定するか、直近3年の趨勢を延長するか。趨勢を延長すると令和11年度の在宅利用者数が6.7％増、施設が9.3％減となります。</w:t>
+            </w:r>
+          </w:p>
+          <w:p>
+            <w:pPr>
+              <w:spacing w:after="20" w:before="0"/>
+            </w:pPr>
+            <w:r>
+              <w:rPr>
+                <w:rFonts w:ascii="游ゴシック" w:hAnsi="游ゴシック" w:eastAsia="游ゴシック"/>
+                <w:b w:val="0"/>
+                <w:sz w:val="19"/>
+              </w:rPr>
+              <w:t>【6-4 1人当たり利用日数・回数】訪問介護は令和7年度55回で、平成26年度の22回から2.5倍になっています。令和7年度で固定するか、直近3年の趨勢（年4回増）を延長するかで、令和11年度の見込量が15,645回／月と19,351回／月（＋23.7％）に分かれます。</w:t>
+            </w:r>
+          </w:p>
+          <w:p>
+            <w:pPr>
+              <w:spacing w:after="20" w:before="0"/>
+            </w:pPr>
+            <w:r>
+              <w:rPr>
+                <w:rFonts w:ascii="游ゴシック" w:hAnsi="游ゴシック" w:eastAsia="游ゴシック"/>
+                <w:b w:val="0"/>
+                <w:sz w:val="19"/>
+              </w:rPr>
+              <w:t>受託者は、6-3・6-4のいずれも令和7年度の値で固定することを基本とし、趨勢を見込んだ場合を感度分析として併記することを提案いたします（別冊「将来推計 第2段階」05シート）。</w:t>
+            </w:r>
+          </w:p>
         </w:tc>
       </w:tr>
       <w:tr>
@@ -3305,6 +3357,71 @@
                 <w:b w:val="0"/>
                 <w:sz w:val="19"/>
               </w:rPr>
+              <w:t>□　【6-3 利用率】令和7年度の値で固定する（受託者の案）</w:t>
+            </w:r>
+          </w:p>
+          <w:p>
+            <w:pPr>
+              <w:spacing w:after="20" w:before="0"/>
+            </w:pPr>
+            <w:r>
+              <w:rPr>
+                <w:rFonts w:ascii="游ゴシック" w:hAnsi="游ゴシック" w:eastAsia="游ゴシック"/>
+                <w:b w:val="0"/>
+                <w:sz w:val="19"/>
+              </w:rPr>
+              <w:t>□　【6-3】直近3年（令和5〜7年度）の趨勢を延長する</w:t>
+            </w:r>
+          </w:p>
+          <w:p>
+            <w:pPr>
+              <w:spacing w:after="20" w:before="0"/>
+            </w:pPr>
+            <w:r>
+              <w:rPr>
+                <w:rFonts w:ascii="游ゴシック" w:hAnsi="游ゴシック" w:eastAsia="游ゴシック"/>
+                <w:b w:val="0"/>
+                <w:sz w:val="19"/>
+              </w:rPr>
+              <w:t>□　【6-4 1人当たり利用日数・回数】令和7年度の値で固定する（受託者の案）</w:t>
+            </w:r>
+          </w:p>
+          <w:p>
+            <w:pPr>
+              <w:spacing w:after="20" w:before="0"/>
+            </w:pPr>
+            <w:r>
+              <w:rPr>
+                <w:rFonts w:ascii="游ゴシック" w:hAnsi="游ゴシック" w:eastAsia="游ゴシック"/>
+                <w:b w:val="0"/>
+                <w:sz w:val="19"/>
+              </w:rPr>
+              <w:t>□　【6-4】直近3年の趨勢を延長する</w:t>
+            </w:r>
+          </w:p>
+          <w:p>
+            <w:pPr>
+              <w:spacing w:after="20" w:before="0"/>
+            </w:pPr>
+            <w:r>
+              <w:rPr>
+                <w:rFonts w:ascii="游ゴシック" w:hAnsi="游ゴシック" w:eastAsia="游ゴシック"/>
+                <w:b w:val="0"/>
+                <w:sz w:val="19"/>
+              </w:rPr>
+              <w:t>□　【6-4】訪問介護のみ趨勢を延長し、他は令和7年度で固定する</w:t>
+            </w:r>
+          </w:p>
+          <w:p>
+            <w:pPr>
+              <w:spacing w:after="20" w:before="0"/>
+            </w:pPr>
+            <w:r>
+              <w:rPr>
+                <w:rFonts w:ascii="游ゴシック" w:hAnsi="游ゴシック" w:eastAsia="游ゴシック"/>
+                <w:b w:val="0"/>
+                <w:sz w:val="19"/>
+              </w:rPr>
               <w:t>□　本日は保留とし、令和8年10月中に改めてご意向を確認する</w:t>
             </w:r>
           </w:p>
@@ -3397,6 +3514,18 @@
               </w:rPr>
             </w:r>
           </w:p>
+          <w:p>
+            <w:pPr>
+              <w:spacing w:after="20" w:before="0"/>
+            </w:pPr>
+            <w:r>
+              <w:rPr>
+                <w:rFonts w:ascii="游ゴシック" w:hAnsi="游ゴシック" w:eastAsia="游ゴシック"/>
+                <w:b w:val="0"/>
+                <w:sz w:val="19"/>
+              </w:rPr>
+            </w:r>
+          </w:p>
         </w:tc>
       </w:tr>
       <w:tr>
@@ -3435,7 +3564,7 @@
                 <w:b w:val="0"/>
                 <w:sz w:val="18"/>
               </w:rPr>
-              <w:t>認定者数が1本に確定しません。見込量、給付費、保険料に順に波及するため、令和8年12月の工程（計画素案の確定版）に間に合わなくなります。</w:t>
+              <w:t>認定者数と見込量が1本に確定しません。給付費、保険料に順に波及するため、令和8年12月の工程（計画素案の確定版）に間に合わなくなります。</w:t>
             </w:r>
           </w:p>
         </w:tc>
@@ -3476,7 +3605,7 @@
                 <w:b w:val="0"/>
                 <w:sz w:val="17"/>
               </w:rPr>
-              <w:t>必要事項の一覧 方針No.2／将来推計 03・04シート</w:t>
+              <w:t>必要事項の一覧 方針No.2／将来推計 03・04シート／将来推計 第2段階 00・05・07シート</w:t>
             </w:r>
           </w:p>
         </w:tc>
@@ -6831,7 +6960,7 @@
                 <w:b w:val="0"/>
                 <w:sz w:val="18"/>
               </w:rPr>
-              <w:t>キックオフ会議資料の第5稿の作成</w:t>
+              <w:t>キックオフ会議資料の第6稿の作成</w:t>
             </w:r>
           </w:p>
         </w:tc>
@@ -6890,7 +7019,7 @@
                 <w:b w:val="0"/>
                 <w:sz w:val="18"/>
               </w:rPr>
-              <w:t>将来推計 第2段階（サービス見込量）</w:t>
+              <w:t>将来推計 第2段階の確定（採用値の確定）</w:t>
             </w:r>
           </w:p>
         </w:tc>
@@ -6909,7 +7038,7 @@
                 <w:b w:val="0"/>
                 <w:sz w:val="18"/>
               </w:rPr>
-              <w:t>項目5の資料受領＋項目6の決定</w:t>
+              <w:t>項目6-2・6-3・6-4のご意向</w:t>
             </w:r>
           </w:p>
         </w:tc>
@@ -6928,7 +7057,7 @@
                 <w:b w:val="0"/>
                 <w:sz w:val="18"/>
               </w:rPr>
-              <w:t>資料受領から1か月</w:t>
+              <w:t>ご意向から2週間</w:t>
             </w:r>
           </w:p>
         </w:tc>

--- a/output/第10期計画_キックオフ会議ヒアリングシート.docx
+++ b/output/第10期計画_キックオフ会議ヒアリングシート.docx
@@ -7314,7 +7314,7 @@
           <w:b w:val="0"/>
           <w:sz w:val="18"/>
         </w:rPr>
-        <w:t>※ 本シートの13項目は、別冊「必要事項の一覧」に登録済みの事項から、会議でご確認いただくものを抜き出したものです。全体の必要事項（資料14件・決定17件・日程6件・成果品7件・告示待ち5件・受託者の作業7件）は同表をご覧ください。</w:t>
+        <w:t>※ 本シートの13項目は、別冊「必要事項の一覧」に登録済みの事項から、会議でご確認いただくものを抜き出したものです。全体の必要事項（資料15件・決定19件・日程6件・成果品7件・告示待ち5件・受託者の作業8件）は同表をご覧ください。</w:t>
       </w:r>
     </w:p>
     <w:p>

--- a/output/第10期計画_キックオフ会議ヒアリングシート.docx
+++ b/output/第10期計画_キックオフ会議ヒアリングシート.docx
@@ -467,7 +467,7 @@
           <w:b w:val="0"/>
           <w:sz w:val="20"/>
         </w:rPr>
-        <w:t>本シートは、キックオフ会議でご確認・ご決定いただきたい事項を13項目に整理したものです。</w:t>
+        <w:t>本シートは、キックオフ会議でご確認・ご決定いただきたい事項を14項目に整理したものです。</w:t>
       </w:r>
     </w:p>
     <w:p>
@@ -961,7 +961,7 @@
                 <w:b w:val="0"/>
                 <w:sz w:val="18"/>
               </w:rPr>
-              <w:t>項目8・9・10・13</w:t>
+              <w:t>項目8・9・10・13・14</w:t>
             </w:r>
           </w:p>
         </w:tc>
@@ -980,7 +980,7 @@
                 <w:b w:val="0"/>
                 <w:sz w:val="18"/>
               </w:rPr>
-              <w:t>25分</w:t>
+              <w:t>35分</w:t>
             </w:r>
           </w:p>
         </w:tc>
@@ -1079,7 +1079,7 @@
           <w:b w:val="0"/>
           <w:sz w:val="18"/>
         </w:rPr>
-        <w:t>※ 合計100分です。時間が限られる場合は、項目1・2・7・13を優先してください。この4件はいずれも他の作業の前提となります。</w:t>
+        <w:t>※ 合計110分です。時間が限られる場合は、項目1・2・7・13・14を優先してください。この5件はいずれも他の作業の前提となります。</w:t>
       </w:r>
     </w:p>
     <w:p>
@@ -6267,7 +6267,7 @@
                 <w:b w:val="0"/>
                 <w:sz w:val="19"/>
               </w:rPr>
-              <w:t>令和8年8月4日に、在宅生活改善調査・居所変更実態調査・介護人材実態調査の第10期分（23の法人・事業者、102ファイル）を受領し、点検と集計を行いました。点検事項は31件です。</w:t>
+              <w:t>令和8年8月4日に、在宅生活改善調査・居所変更実態調査・介護人材実態調査の第10期分（23の法人・事業者、102ファイル）を受領し、点検と集計を行いました。点検事項は32件です。</w:t>
             </w:r>
           </w:p>
           <w:p>
@@ -6280,7 +6280,7 @@
                 <w:b w:val="0"/>
                 <w:sz w:val="19"/>
               </w:rPr>
-              <w:t>このうち次の4件は、集計の方法を決めないと計画本文に載せる数値が変わります。</w:t>
+              <w:t>このうち次の5件は、集計の方法を決めないと計画本文に載せる数値が変わります。</w:t>
             </w:r>
           </w:p>
           <w:p>
@@ -6333,6 +6333,19 @@
                 <w:sz w:val="19"/>
               </w:rPr>
               <w:t>④ 介護老人保健施設3施設の介護職員77人が、見える化システムの従事者数（令和6年度59人）と一致しません。通所リハビリテーションも同様です。特別養護老人ホームは未回答1施設分で差が説明できるのに対し、この2サービスは全施設が回答したうえで差が生じています。</w:t>
+            </w:r>
+          </w:p>
+          <w:p>
+            <w:pPr>
+              <w:spacing w:after="20" w:before="0"/>
+            </w:pPr>
+            <w:r>
+              <w:rPr>
+                <w:rFonts w:ascii="游ゴシック" w:hAnsi="游ゴシック" w:eastAsia="游ゴシック"/>
+                <w:b w:val="0"/>
+                <w:sz w:val="19"/>
+              </w:rPr>
+              <w:t>⑤ 令和8年8月4日に受領した北海道の名簿との突合により、区域内最大の特定施設であるさわやか東神楽館（東神楽町・定員100人）が居所変更実態調査に回答していないことが分かりました。特定施設の集計（新規入所の84.2％が区域外）は定員56人分の2施設に基づくものです。</w:t>
             </w:r>
           </w:p>
           <w:p>
@@ -6386,7 +6399,7 @@
                 <w:b w:val="0"/>
                 <w:sz w:val="19"/>
               </w:rPr>
-              <w:t>□　①は照会のうえ実数を確定する／②は提出元を除いた集計を併記する／③は地区別分析を行わない（受託者の案）</w:t>
+              <w:t>□　①は照会のうえ実数を確定する／②は提出元を除いた集計を併記する／③は地区別分析を行わない／⑤は照会する（受託者の案）</w:t>
             </w:r>
           </w:p>
           <w:p>
@@ -6399,7 +6412,7 @@
                 <w:b w:val="0"/>
                 <w:sz w:val="19"/>
               </w:rPr>
-              <w:t>□　3件とも事業所へ照会し、確定した数値で集計する</w:t>
+              <w:t>□　5件とも事業所へ照会し、確定した数値で集計する</w:t>
             </w:r>
           </w:p>
           <w:p>
@@ -6621,7 +6634,541 @@
                 <w:b w:val="0"/>
                 <w:sz w:val="17"/>
               </w:rPr>
-              <w:t>実施済み3調査の受領点検と集計 02シートNo.1〜No.3・No.31／09・10シート</w:t>
+              <w:t>実施済み3調査の受領点検と集計 02シートNo.1〜No.3・No.31・No.32／09・10シート</w:t>
+            </w:r>
+          </w:p>
+        </w:tc>
+      </w:tr>
+    </w:tbl>
+    <w:p>
+      <w:pPr>
+        <w:spacing w:after="160"/>
+      </w:pPr>
+    </w:p>
+    <w:tbl>
+      <w:tblPr>
+        <w:tblStyle w:val="TableGrid"/>
+        <w:tblW w:type="auto" w:w="0"/>
+        <w:jc w:val="center"/>
+        <w:tblLook w:firstColumn="1" w:firstRow="1" w:lastColumn="0" w:lastRow="0" w:noHBand="0" w:noVBand="1" w:val="04A0"/>
+      </w:tblPr>
+      <w:tblGrid>
+        <w:gridCol w:w="4933"/>
+        <w:gridCol w:w="4933"/>
+      </w:tblGrid>
+      <w:tr>
+        <w:tc>
+          <w:tcPr>
+            <w:tcW w:type="dxa" w:w="1928"/>
+            <w:shd w:val="clear" w:fill="1F3864"/>
+          </w:tcPr>
+          <w:p>
+            <w:pPr>
+              <w:spacing w:after="20" w:before="20"/>
+            </w:pPr>
+            <w:r/>
+            <w:r>
+              <w:rPr>
+                <w:rFonts w:ascii="游ゴシック" w:hAnsi="游ゴシック" w:eastAsia="游ゴシック"/>
+                <w:b/>
+                <w:color w:val="FFFFFF"/>
+                <w:sz w:val="20"/>
+              </w:rPr>
+              <w:t>項目14</w:t>
+            </w:r>
+          </w:p>
+          <w:p>
+            <w:pPr>
+              <w:spacing w:after="20" w:before="0"/>
+            </w:pPr>
+            <w:r>
+              <w:rPr>
+                <w:rFonts w:ascii="游ゴシック" w:hAnsi="游ゴシック" w:eastAsia="游ゴシック"/>
+                <w:b/>
+                <w:color w:val="FFFFFF"/>
+                <w:sz w:val="20"/>
+              </w:rPr>
+              <w:t>資料</w:t>
+            </w:r>
+          </w:p>
+        </w:tc>
+        <w:tc>
+          <w:tcPr>
+            <w:tcW w:type="dxa" w:w="7824"/>
+            <w:shd w:val="clear" w:fill="DEEBF7"/>
+          </w:tcPr>
+          <w:p>
+            <w:pPr>
+              <w:spacing w:after="20" w:before="20"/>
+            </w:pPr>
+            <w:r/>
+            <w:r>
+              <w:rPr>
+                <w:rFonts w:ascii="游ゴシック" w:hAnsi="游ゴシック" w:eastAsia="游ゴシック"/>
+                <w:b/>
+                <w:sz w:val="22"/>
+              </w:rPr>
+              <w:t>施設・住まいの供給量と調査の配布範囲</w:t>
+            </w:r>
+          </w:p>
+        </w:tc>
+      </w:tr>
+      <w:tr>
+        <w:tc>
+          <w:tcPr>
+            <w:tcW w:type="dxa" w:w="1928"/>
+            <w:shd w:val="clear" w:fill="F2F2F2"/>
+          </w:tcPr>
+          <w:p>
+            <w:pPr>
+              <w:spacing w:after="20" w:before="20"/>
+            </w:pPr>
+            <w:r/>
+            <w:r>
+              <w:rPr>
+                <w:rFonts w:ascii="游ゴシック" w:hAnsi="游ゴシック" w:eastAsia="游ゴシック"/>
+                <w:b/>
+                <w:sz w:val="18"/>
+              </w:rPr>
+              <w:t>確認・決定</w:t>
+            </w:r>
+          </w:p>
+          <w:p>
+            <w:pPr>
+              <w:spacing w:after="20" w:before="0"/>
+            </w:pPr>
+            <w:r>
+              <w:rPr>
+                <w:rFonts w:ascii="游ゴシック" w:hAnsi="游ゴシック" w:eastAsia="游ゴシック"/>
+                <w:b/>
+                <w:sz w:val="18"/>
+              </w:rPr>
+              <w:t>していただく内容</w:t>
+            </w:r>
+          </w:p>
+        </w:tc>
+        <w:tc>
+          <w:tcPr>
+            <w:tcW w:type="dxa" w:w="7824"/>
+          </w:tcPr>
+          <w:p>
+            <w:pPr>
+              <w:spacing w:after="20" w:before="20"/>
+            </w:pPr>
+            <w:r/>
+            <w:r>
+              <w:rPr>
+                <w:rFonts w:ascii="游ゴシック" w:hAnsi="游ゴシック" w:eastAsia="游ゴシック"/>
+                <w:b w:val="0"/>
+                <w:sz w:val="19"/>
+              </w:rPr>
+              <w:t>令和8年8月4日から5日にかけて、北海道が公表する施設・住まいの名簿（届出済有料老人ホーム・未届け有料老人ホーム・住所地特例適用のサービス付き高齢者向け住宅・軽費老人ホーム・養護老人ホーム・特別養護老人ホーム・介護保険事業所一覧47区分・位置情報付き事業所データ）と、介護サービス情報公表システムの個別公表画面を受領しました。</w:t>
+            </w:r>
+          </w:p>
+          <w:p>
+            <w:pPr>
+              <w:spacing w:after="20" w:before="0"/>
+            </w:pPr>
+            <w:r>
+              <w:rPr>
+                <w:rFonts w:ascii="游ゴシック" w:hAnsi="游ゴシック" w:eastAsia="游ゴシック"/>
+                <w:b w:val="0"/>
+                <w:sz w:val="19"/>
+              </w:rPr>
+              <w:t>これにより、計画本文に載せる供給量が次のとおり変わります。</w:t>
+            </w:r>
+          </w:p>
+          <w:p>
+            <w:pPr>
+              <w:spacing w:after="20" w:before="0"/>
+            </w:pPr>
+            <w:r>
+              <w:rPr>
+                <w:rFonts w:ascii="游ゴシック" w:hAnsi="游ゴシック" w:eastAsia="游ゴシック"/>
+                <w:b w:val="0"/>
+                <w:sz w:val="19"/>
+              </w:rPr>
+              <w:t>① 特定施設　2施設58人　→　3施設156人</w:t>
+            </w:r>
+          </w:p>
+          <w:p>
+            <w:pPr>
+              <w:spacing w:after="20" w:before="0"/>
+            </w:pPr>
+            <w:r>
+              <w:rPr>
+                <w:rFonts w:ascii="游ゴシック" w:hAnsi="游ゴシック" w:eastAsia="游ゴシック"/>
+                <w:b w:val="0"/>
+                <w:sz w:val="19"/>
+              </w:rPr>
+              <w:t>② 住宅型有料老人ホーム　3施設91人　→　9施設223人</w:t>
+            </w:r>
+          </w:p>
+          <w:p>
+            <w:pPr>
+              <w:spacing w:after="20" w:before="0"/>
+            </w:pPr>
+            <w:r>
+              <w:rPr>
+                <w:rFonts w:ascii="游ゴシック" w:hAnsi="游ゴシック" w:eastAsia="游ゴシック"/>
+                <w:b w:val="0"/>
+                <w:sz w:val="19"/>
+              </w:rPr>
+              <w:t>③ サービス付き高齢者向け住宅　1件30戸　→　2件66戸</w:t>
+            </w:r>
+          </w:p>
+          <w:p>
+            <w:pPr>
+              <w:spacing w:after="20" w:before="0"/>
+            </w:pPr>
+            <w:r>
+              <w:rPr>
+                <w:rFonts w:ascii="游ゴシック" w:hAnsi="游ゴシック" w:eastAsia="游ゴシック"/>
+                <w:b w:val="0"/>
+                <w:sz w:val="19"/>
+              </w:rPr>
+              <w:t>④ 軽費老人ホーム　記載なし　→　1施設50人</w:t>
+            </w:r>
+          </w:p>
+          <w:p>
+            <w:pPr>
+              <w:spacing w:after="20" w:before="0"/>
+            </w:pPr>
+            <w:r>
+              <w:rPr>
+                <w:rFonts w:ascii="游ゴシック" w:hAnsi="游ゴシック" w:eastAsia="游ゴシック"/>
+                <w:b w:val="0"/>
+                <w:sz w:val="19"/>
+              </w:rPr>
+              <w:t>⑤ 介護老人福祉施設　2施設110人　→　3施設160人</w:t>
+            </w:r>
+          </w:p>
+          <w:p>
+            <w:pPr>
+              <w:spacing w:after="20" w:before="0"/>
+            </w:pPr>
+            <w:r>
+              <w:rPr>
+                <w:rFonts w:ascii="游ゴシック" w:hAnsi="游ゴシック" w:eastAsia="游ゴシック"/>
+                <w:b w:val="0"/>
+                <w:sz w:val="19"/>
+              </w:rPr>
+              <w:t xml:space="preserve">　（地域密着型は2施設42人　→　3施設62人）</w:t>
+            </w:r>
+          </w:p>
+          <w:p>
+            <w:pPr>
+              <w:spacing w:after="20" w:before="0"/>
+            </w:pPr>
+            <w:r>
+              <w:rPr>
+                <w:rFonts w:ascii="游ゴシック" w:hAnsi="游ゴシック" w:eastAsia="游ゴシック"/>
+                <w:b w:val="0"/>
+                <w:sz w:val="19"/>
+              </w:rPr>
+              <w:t>⑥ グループホーム　5事業所81人　→　7事業所99人＋1事業所未確定</w:t>
+            </w:r>
+          </w:p>
+          <w:p>
+            <w:pPr>
+              <w:spacing w:after="20" w:before="0"/>
+            </w:pPr>
+            <w:r>
+              <w:rPr>
+                <w:rFonts w:ascii="游ゴシック" w:hAnsi="游ゴシック" w:eastAsia="游ゴシック"/>
+                <w:b w:val="0"/>
+                <w:sz w:val="19"/>
+              </w:rPr>
+              <w:t>居所変更実態調査に回答していない施設が9施設あり、うち8施設は介護保険の指定を受けない住まいです。配布していたのか、配布先から漏れていたのかをご確認ください。</w:t>
+            </w:r>
+          </w:p>
+          <w:p>
+            <w:pPr>
+              <w:spacing w:after="20" w:before="0"/>
+            </w:pPr>
+            <w:r>
+              <w:rPr>
+                <w:rFonts w:ascii="游ゴシック" w:hAnsi="游ゴシック" w:eastAsia="游ゴシック"/>
+                <w:b w:val="0"/>
+                <w:sz w:val="19"/>
+              </w:rPr>
+              <w:t>またグループホームくるみの郷（東川町・有限会社プランタン東川・事業所番号0173100371）は、北海道の指定事業所一覧に掲載されている一方、介護サービス情報公表システムに掲載がなく、受託者からは定員を把握できません。認知症対応型共同生活介護は地域密着型サービスであり、指定権者は大雪地区広域連合です。台帳により定員と休止の有無をご確認ください。</w:t>
+            </w:r>
+          </w:p>
+        </w:tc>
+      </w:tr>
+      <w:tr>
+        <w:tc>
+          <w:tcPr>
+            <w:tcW w:type="dxa" w:w="1928"/>
+            <w:shd w:val="clear" w:fill="F2F2F2"/>
+          </w:tcPr>
+          <w:p>
+            <w:pPr>
+              <w:spacing w:after="20" w:before="20"/>
+            </w:pPr>
+            <w:r/>
+            <w:r>
+              <w:rPr>
+                <w:rFonts w:ascii="游ゴシック" w:hAnsi="游ゴシック" w:eastAsia="游ゴシック"/>
+                <w:b/>
+                <w:sz w:val="18"/>
+              </w:rPr>
+              <w:t>選択肢</w:t>
+            </w:r>
+          </w:p>
+        </w:tc>
+        <w:tc>
+          <w:tcPr>
+            <w:tcW w:type="dxa" w:w="7824"/>
+          </w:tcPr>
+          <w:p>
+            <w:pPr>
+              <w:spacing w:after="20" w:before="20"/>
+            </w:pPr>
+            <w:r/>
+            <w:r>
+              <w:rPr>
+                <w:rFonts w:ascii="游ゴシック" w:hAnsi="游ゴシック" w:eastAsia="游ゴシック"/>
+                <w:b w:val="0"/>
+                <w:sz w:val="19"/>
+              </w:rPr>
+              <w:t>□　定員は名簿により差し替え、入居者数は調査に回答した4施設分のみを用いる（受託者の案）</w:t>
+            </w:r>
+          </w:p>
+          <w:p>
+            <w:pPr>
+              <w:spacing w:after="20" w:before="0"/>
+            </w:pPr>
+            <w:r>
+              <w:rPr>
+                <w:rFonts w:ascii="游ゴシック" w:hAnsi="游ゴシック" w:eastAsia="游ゴシック"/>
+                <w:b w:val="0"/>
+                <w:sz w:val="19"/>
+              </w:rPr>
+              <w:t>□　未回答の9施設へ照会し、入居者数を含めて把握する</w:t>
+            </w:r>
+          </w:p>
+          <w:p>
+            <w:pPr>
+              <w:spacing w:after="20" w:before="0"/>
+            </w:pPr>
+            <w:r>
+              <w:rPr>
+                <w:rFonts w:ascii="游ゴシック" w:hAnsi="游ゴシック" w:eastAsia="游ゴシック"/>
+                <w:b w:val="0"/>
+                <w:sz w:val="19"/>
+              </w:rPr>
+              <w:t>□　未回答の9施設へ照会し、さわやか東神楽館のみ入退去の状況も把握する</w:t>
+            </w:r>
+          </w:p>
+          <w:p>
+            <w:pPr>
+              <w:spacing w:after="20" w:before="0"/>
+            </w:pPr>
+            <w:r>
+              <w:rPr>
+                <w:rFonts w:ascii="游ゴシック" w:hAnsi="游ゴシック" w:eastAsia="游ゴシック"/>
+                <w:b w:val="0"/>
+                <w:sz w:val="19"/>
+              </w:rPr>
+              <w:t>□　定員のみを掲載し、入居者数は計画本文に載せない</w:t>
+            </w:r>
+          </w:p>
+          <w:p>
+            <w:pPr>
+              <w:spacing w:after="20" w:before="0"/>
+            </w:pPr>
+            <w:r>
+              <w:rPr>
+                <w:rFonts w:ascii="游ゴシック" w:hAnsi="游ゴシック" w:eastAsia="游ゴシック"/>
+                <w:b w:val="0"/>
+                <w:sz w:val="19"/>
+              </w:rPr>
+              <w:t>□　本日は保留とし、令和8年8月中に改めてご意向を確認する</w:t>
+            </w:r>
+          </w:p>
+        </w:tc>
+      </w:tr>
+      <w:tr>
+        <w:tc>
+          <w:tcPr>
+            <w:tcW w:type="dxa" w:w="1928"/>
+            <w:shd w:val="clear" w:fill="FFF2CC"/>
+          </w:tcPr>
+          <w:p>
+            <w:pPr>
+              <w:spacing w:after="20" w:before="20"/>
+            </w:pPr>
+            <w:r/>
+            <w:r>
+              <w:rPr>
+                <w:rFonts w:ascii="游ゴシック" w:hAnsi="游ゴシック" w:eastAsia="游ゴシック"/>
+                <w:b/>
+                <w:sz w:val="18"/>
+              </w:rPr>
+              <w:t>決定内容</w:t>
+            </w:r>
+          </w:p>
+          <w:p>
+            <w:pPr>
+              <w:spacing w:after="20" w:before="0"/>
+            </w:pPr>
+            <w:r>
+              <w:rPr>
+                <w:rFonts w:ascii="游ゴシック" w:hAnsi="游ゴシック" w:eastAsia="游ゴシック"/>
+                <w:b/>
+                <w:sz w:val="18"/>
+              </w:rPr>
+              <w:t>（ご記入欄）</w:t>
+            </w:r>
+          </w:p>
+        </w:tc>
+        <w:tc>
+          <w:tcPr>
+            <w:tcW w:type="dxa" w:w="7824"/>
+          </w:tcPr>
+          <w:p>
+            <w:pPr>
+              <w:spacing w:after="20" w:before="20"/>
+            </w:pPr>
+            <w:r/>
+            <w:r>
+              <w:rPr>
+                <w:rFonts w:ascii="游ゴシック" w:hAnsi="游ゴシック" w:eastAsia="游ゴシック"/>
+                <w:b w:val="0"/>
+                <w:sz w:val="19"/>
+              </w:rPr>
+            </w:r>
+          </w:p>
+          <w:p>
+            <w:pPr>
+              <w:spacing w:after="20" w:before="0"/>
+            </w:pPr>
+            <w:r>
+              <w:rPr>
+                <w:rFonts w:ascii="游ゴシック" w:hAnsi="游ゴシック" w:eastAsia="游ゴシック"/>
+                <w:b w:val="0"/>
+                <w:sz w:val="19"/>
+              </w:rPr>
+            </w:r>
+          </w:p>
+          <w:p>
+            <w:pPr>
+              <w:spacing w:after="20" w:before="0"/>
+            </w:pPr>
+            <w:r>
+              <w:rPr>
+                <w:rFonts w:ascii="游ゴシック" w:hAnsi="游ゴシック" w:eastAsia="游ゴシック"/>
+                <w:b w:val="0"/>
+                <w:sz w:val="19"/>
+              </w:rPr>
+            </w:r>
+          </w:p>
+          <w:p>
+            <w:pPr>
+              <w:spacing w:after="20" w:before="0"/>
+            </w:pPr>
+            <w:r>
+              <w:rPr>
+                <w:rFonts w:ascii="游ゴシック" w:hAnsi="游ゴシック" w:eastAsia="游ゴシック"/>
+                <w:b w:val="0"/>
+                <w:sz w:val="19"/>
+              </w:rPr>
+            </w:r>
+          </w:p>
+          <w:p>
+            <w:pPr>
+              <w:spacing w:after="20" w:before="0"/>
+            </w:pPr>
+            <w:r>
+              <w:rPr>
+                <w:rFonts w:ascii="游ゴシック" w:hAnsi="游ゴシック" w:eastAsia="游ゴシック"/>
+                <w:b w:val="0"/>
+                <w:sz w:val="19"/>
+              </w:rPr>
+            </w:r>
+          </w:p>
+        </w:tc>
+      </w:tr>
+      <w:tr>
+        <w:tc>
+          <w:tcPr>
+            <w:tcW w:type="dxa" w:w="1928"/>
+            <w:shd w:val="clear" w:fill="F2F2F2"/>
+          </w:tcPr>
+          <w:p>
+            <w:pPr>
+              <w:spacing w:after="20" w:before="20"/>
+            </w:pPr>
+            <w:r/>
+            <w:r>
+              <w:rPr>
+                <w:rFonts w:ascii="游ゴシック" w:hAnsi="游ゴシック" w:eastAsia="游ゴシック"/>
+                <w:b/>
+                <w:sz w:val="18"/>
+              </w:rPr>
+              <w:t>決まらない場合</w:t>
+            </w:r>
+          </w:p>
+        </w:tc>
+        <w:tc>
+          <w:tcPr>
+            <w:tcW w:type="dxa" w:w="7824"/>
+          </w:tcPr>
+          <w:p>
+            <w:pPr>
+              <w:spacing w:after="20" w:before="20"/>
+            </w:pPr>
+            <w:r/>
+            <w:r>
+              <w:rPr>
+                <w:rFonts w:ascii="游ゴシック" w:hAnsi="游ゴシック" w:eastAsia="游ゴシック"/>
+                <w:b w:val="0"/>
+                <w:sz w:val="18"/>
+              </w:rPr>
+              <w:t>第2章第3節（住まいの供給量・サービス提供体制）の数値が確定しません。特定施設の入所前の居場所・退去先の集計が区域内最大の施設を欠いたままとなります。またくるみの郷の定員が分からないと、居住系の区域内定員（現在255人）が確定せず、第6章第4節（施設等の整備の方針）の判断材料が欠けます。</w:t>
+            </w:r>
+          </w:p>
+        </w:tc>
+      </w:tr>
+      <w:tr>
+        <w:tc>
+          <w:tcPr>
+            <w:tcW w:type="dxa" w:w="1928"/>
+            <w:shd w:val="clear" w:fill="F2F2F2"/>
+          </w:tcPr>
+          <w:p>
+            <w:pPr>
+              <w:spacing w:after="20" w:before="20"/>
+            </w:pPr>
+            <w:r/>
+            <w:r>
+              <w:rPr>
+                <w:rFonts w:ascii="游ゴシック" w:hAnsi="游ゴシック" w:eastAsia="游ゴシック"/>
+                <w:b/>
+                <w:sz w:val="18"/>
+              </w:rPr>
+              <w:t>出所</w:t>
+            </w:r>
+          </w:p>
+        </w:tc>
+        <w:tc>
+          <w:tcPr>
+            <w:tcW w:type="dxa" w:w="7824"/>
+          </w:tcPr>
+          <w:p>
+            <w:pPr>
+              <w:spacing w:after="20" w:before="20"/>
+            </w:pPr>
+            <w:r/>
+            <w:r>
+              <w:rPr>
+                <w:rFonts w:ascii="游ゴシック" w:hAnsi="游ゴシック" w:eastAsia="游ゴシック"/>
+                <w:b w:val="0"/>
+                <w:sz w:val="17"/>
+              </w:rPr>
+              <w:t>住まいと施設の公表名簿との突合 00・04・05・09・10シート／必要事項の一覧 資料No.5・No.6</w:t>
             </w:r>
           </w:p>
         </w:tc>
@@ -7314,7 +7861,7 @@
           <w:b w:val="0"/>
           <w:sz w:val="18"/>
         </w:rPr>
-        <w:t>※ 本シートの13項目は、別冊「必要事項の一覧」に登録済みの事項から、会議でご確認いただくものを抜き出したものです。全体の必要事項（資料15件・決定19件・日程6件・成果品7件・告示待ち5件・受託者の作業8件）は同表をご覧ください。</w:t>
+        <w:t>※ 本シートの14項目は、別冊「必要事項の一覧」に登録済みの事項から、会議でご確認いただくものを抜き出したものです。全体の必要事項（資料15件・決定19件・日程6件・成果品7件・告示待ち5件・受託者の作業8件）は同表をご覧ください。</w:t>
       </w:r>
     </w:p>
     <w:p>

--- a/output/第10期計画_キックオフ会議ヒアリングシート.docx
+++ b/output/第10期計画_キックオフ会議ヒアリングシート.docx
@@ -56,7 +56,7 @@
           <w:b w:val="0"/>
           <w:sz w:val="20"/>
         </w:rPr>
-        <w:t>令和8年8月4日</w:t>
+        <w:t>令和8年8月5日</w:t>
       </w:r>
     </w:p>
     <w:tbl>

--- a/output/第10期計画_キックオフ会議ヒアリングシート.docx
+++ b/output/第10期計画_キックオフ会議ヒアリングシート.docx
@@ -467,7 +467,7 @@
           <w:b w:val="0"/>
           <w:sz w:val="20"/>
         </w:rPr>
-        <w:t>本シートは、キックオフ会議でご確認・ご決定いただきたい事項を14項目に整理したものです。</w:t>
+        <w:t>本シートは、キックオフ会議でご確認・ご決定いただきたい事項を16項目に整理したものです。</w:t>
       </w:r>
     </w:p>
     <w:p>
@@ -1020,7 +1020,7 @@
                 <w:b w:val="0"/>
                 <w:sz w:val="18"/>
               </w:rPr>
-              <w:t>運用と成果品</w:t>
+              <w:t>計画の記述と成果品</w:t>
             </w:r>
           </w:p>
         </w:tc>
@@ -1039,7 +1039,7 @@
                 <w:b w:val="0"/>
                 <w:sz w:val="18"/>
               </w:rPr>
-              <w:t>項目11・12</w:t>
+              <w:t>項目11・12・15・16</w:t>
             </w:r>
           </w:p>
         </w:tc>
@@ -1058,7 +1058,7 @@
                 <w:b w:val="0"/>
                 <w:sz w:val="18"/>
               </w:rPr>
-              <w:t>10分</w:t>
+              <w:t>20分</w:t>
             </w:r>
           </w:p>
         </w:tc>
@@ -1079,7 +1079,7 @@
           <w:b w:val="0"/>
           <w:sz w:val="18"/>
         </w:rPr>
-        <w:t>※ 合計110分です。時間が限られる場合は、項目1・2・7・13・14を優先してください。この5件はいずれも他の作業の前提となります。</w:t>
+        <w:t>※ 合計120分です。時間が限られる場合は、項目1・2・7・13・14を優先してください。この5件はいずれも他の作業の前提となります。</w:t>
       </w:r>
     </w:p>
     <w:p>
@@ -2283,7 +2283,7 @@
                 <w:b/>
                 <w:sz w:val="22"/>
               </w:rPr>
-              <w:t>3調査の第10期分の提供時期</w:t>
+              <w:t>3調査の配布先と回収の記録</w:t>
             </w:r>
           </w:p>
         </w:tc>
@@ -2337,7 +2337,7 @@
                 <w:b w:val="0"/>
                 <w:sz w:val="19"/>
               </w:rPr>
-              <w:t>在宅生活改善調査、居所変更実態調査、介護人材実態調査の第10期分について、調査票、回答データ、集計資料、分析資料、報告書をご提供ください。</w:t>
+              <w:t>在宅生活改善調査、居所変更実態調査、介護人材実態調査の第10期分は、令和8年8月4日に23の法人・事業者から102ファイルをご提供いただき、集計・分析を完了しました。</w:t>
             </w:r>
           </w:p>
           <w:p>
@@ -2350,7 +2350,20 @@
                 <w:b w:val="0"/>
                 <w:sz w:val="19"/>
               </w:rPr>
-              <w:t>現在は、第9期計画に掲載された令和5年5月25日実施分を再整理した段階です。</w:t>
+              <w:t>残るのは配布先と回収の記録です。配布数の記録がないため、３調査とも回収率を算定できていません。公表データで母数を置き換えられる訪問系（13事業所のうち3事業所・回収率23.1％）と居宅介護支援（13事業所のうち10事業所）以外は、回答が区域内の実態を代表しているかを判定できません。</w:t>
+            </w:r>
+          </w:p>
+          <w:p>
+            <w:pPr>
+              <w:spacing w:after="20" w:before="0"/>
+            </w:pPr>
+            <w:r>
+              <w:rPr>
+                <w:rFonts w:ascii="游ゴシック" w:hAnsi="游ゴシック" w:eastAsia="游ゴシック"/>
+                <w:b w:val="0"/>
+                <w:sz w:val="19"/>
+              </w:rPr>
+              <w:t>調査票の様式（第10期分）もあわせてご提供ください。利用者票の所在地区の選択肢が「1.○○　2.○○」のまま配布されていること（点検事項No.3）の経緯を確認するために要します。</w:t>
             </w:r>
           </w:p>
         </w:tc>
@@ -2391,7 +2404,7 @@
                 <w:b w:val="0"/>
                 <w:sz w:val="19"/>
               </w:rPr>
-              <w:t>□　令和8年8月中に提供できる</w:t>
+              <w:t>□　配布先の一覧と配布数を提供できる（令和8年8月中）</w:t>
             </w:r>
           </w:p>
           <w:p>
@@ -2404,7 +2417,7 @@
                 <w:b w:val="0"/>
                 <w:sz w:val="19"/>
               </w:rPr>
-              <w:t>□　令和8年9月中に提供できる</w:t>
+              <w:t>□　配布先の一覧のみ提供できる（配布数の記録はない）</w:t>
             </w:r>
           </w:p>
           <w:p>
@@ -2417,7 +2430,7 @@
                 <w:b w:val="0"/>
                 <w:sz w:val="19"/>
               </w:rPr>
-              <w:t>□　第10期分は実施していない（令和5年分のみ）</w:t>
+              <w:t>□　記録が残っていないため提供できない</w:t>
             </w:r>
           </w:p>
           <w:p>
@@ -2560,7 +2573,7 @@
                 <w:b w:val="0"/>
                 <w:sz w:val="18"/>
               </w:rPr>
-              <w:t>仕様書４（3）が完了しません。代表KPI H06（在宅生活継続困難割合）・H11（供給不足を理由とする住替え割合）・H13・H14（人材の確保と定着）の基準値が令和5年調査のままとなります。</w:t>
+              <w:t>回収率を算定できず、調査結果が区域内の実態をどの程度代表しているかを報告書に記述できません。また、回答のない９施設（項目14）が配布先から漏れていたのか回収できなかったのかを判別できません。</w:t>
             </w:r>
           </w:p>
         </w:tc>
@@ -2601,7 +2614,7 @@
                 <w:b w:val="0"/>
                 <w:sz w:val="17"/>
               </w:rPr>
-              <w:t>必要事項の一覧 資料No.2／業務工程管理表 05シート</w:t>
+              <w:t>必要事項の一覧 資料No.2／実施済み調査 結果報告書 第1章2（4）／3調査の点検 No.29</w:t>
             </w:r>
           </w:p>
         </w:tc>
@@ -2675,7 +2688,7 @@
                 <w:b/>
                 <w:sz w:val="22"/>
               </w:rPr>
-              <w:t>サービス種別・要介護度別の受給者数</w:t>
+              <w:t>居住系・施設の種別別受給者数と総合事業の実績</w:t>
             </w:r>
           </w:p>
         </w:tc>
@@ -2742,7 +2755,7 @@
                 <w:b w:val="0"/>
                 <w:sz w:val="19"/>
               </w:rPr>
-              <w:t>サービス見込量は「要介護度別認定者数×サービス種別の利用率」により算定します。残るのは利用率の分子となるサービス種別・要介護度別の受給者数です。</w:t>
+              <w:t>サービス種別・要介護度別の受給者数は、同日にご提供いただいた見える化システムのD45・D46系列により代替でき、第2段階（サービス見込量）の算定チェーンが閉じました。同チェーンにより令和7年度の実績を1％未満の差で再現できることを確認しています。</w:t>
             </w:r>
           </w:p>
           <w:p>
@@ -2755,7 +2768,33 @@
                 <w:b w:val="0"/>
                 <w:sz w:val="19"/>
               </w:rPr>
-              <w:t>見える化システムのD系列で代替できるかを受託者側で確認していますが、国保連の給付実績によりご提供いただけるかをご確認ください。</w:t>
+              <w:t>残るのは次の２点です。</w:t>
+            </w:r>
+          </w:p>
+          <w:p>
+            <w:pPr>
+              <w:spacing w:after="20" w:before="0"/>
+            </w:pPr>
+            <w:r>
+              <w:rPr>
+                <w:rFonts w:ascii="游ゴシック" w:hAnsi="游ゴシック" w:eastAsia="游ゴシック"/>
+                <w:b w:val="0"/>
+                <w:sz w:val="19"/>
+              </w:rPr>
+              <w:t>【5-1】居住系・施設サービスの種別別の受給者数。見える化のD系列は「居住系」「施設」の区分までであり、グループホーム・特定施設・特養・老健の別が分かりません。第6章第4節（施設等の整備の方針）は種別ごとに定めるため、内訳を要します。</w:t>
+            </w:r>
+          </w:p>
+          <w:p>
+            <w:pPr>
+              <w:spacing w:after="20" w:before="0"/>
+            </w:pPr>
+            <w:r>
+              <w:rPr>
+                <w:rFonts w:ascii="游ゴシック" w:hAnsi="游ゴシック" w:eastAsia="游ゴシック"/>
+                <w:b w:val="0"/>
+                <w:sz w:val="19"/>
+              </w:rPr>
+              <w:t>【5-2】介護予防・日常生活支援総合事業の実績（訪問型・通所型のサービス区分別の利用者数と事業費、令和4〜7年度）。見える化システムには系列がなく、広域連合の実績によるほかありません。</w:t>
             </w:r>
           </w:p>
         </w:tc>
@@ -2796,7 +2835,7 @@
                 <w:b w:val="0"/>
                 <w:sz w:val="19"/>
               </w:rPr>
-              <w:t>□　国保連の給付実績から提供できる（令和8年8月中）</w:t>
+              <w:t>□　5-1・5-2とも提供できる（令和8年9月中）</w:t>
             </w:r>
           </w:p>
           <w:p>
@@ -2809,7 +2848,7 @@
                 <w:b w:val="0"/>
                 <w:sz w:val="19"/>
               </w:rPr>
-              <w:t>□　国保連の給付実績から提供できる（令和8年9月中）</w:t>
+              <w:t>□　5-1のみ提供できる（総合事業は集計に時間を要する）</w:t>
             </w:r>
           </w:p>
           <w:p>
@@ -2822,7 +2861,20 @@
                 <w:b w:val="0"/>
                 <w:sz w:val="19"/>
               </w:rPr>
-              <w:t>□　見える化システムのD系列からの出力で代替してよい</w:t>
+              <w:t>□　5-2のみ提供できる</w:t>
+            </w:r>
+          </w:p>
+          <w:p>
+            <w:pPr>
+              <w:spacing w:after="20" w:before="0"/>
+            </w:pPr>
+            <w:r>
+              <w:rPr>
+                <w:rFonts w:ascii="游ゴシック" w:hAnsi="游ゴシック" w:eastAsia="游ゴシック"/>
+                <w:b w:val="0"/>
+                <w:sz w:val="19"/>
+              </w:rPr>
+              <w:t>□　施設・居住系は定員により見込むこととし、5-1は要しない</w:t>
             </w:r>
           </w:p>
           <w:p>
@@ -2927,6 +2979,18 @@
               </w:rPr>
             </w:r>
           </w:p>
+          <w:p>
+            <w:pPr>
+              <w:spacing w:after="20" w:before="0"/>
+            </w:pPr>
+            <w:r>
+              <w:rPr>
+                <w:rFonts w:ascii="游ゴシック" w:hAnsi="游ゴシック" w:eastAsia="游ゴシック"/>
+                <w:b w:val="0"/>
+                <w:sz w:val="19"/>
+              </w:rPr>
+            </w:r>
+          </w:p>
         </w:tc>
       </w:tr>
       <w:tr>
@@ -2965,7 +3029,7 @@
                 <w:b w:val="0"/>
                 <w:sz w:val="18"/>
               </w:rPr>
-              <w:t>将来推計の第2段階（サービス見込量）に進めません。第6章第2節（見込量）・第3節（給付費）が算定できず、第6節（保険料）にも到達しません。</w:t>
+              <w:t>第6章第2節の見込量をサービス種別ごとに示せません。第4節（施設等の整備の方針）を種別ごとに定められません。総合事業は第6章第2節の地域支援事業の見込量が算定できません。</w:t>
             </w:r>
           </w:p>
         </w:tc>
@@ -3006,7 +3070,7 @@
                 <w:b w:val="0"/>
                 <w:sz w:val="17"/>
               </w:rPr>
-              <w:t>必要事項の一覧 資料No.14／将来推計 07シートNo.2／要介護認定データの確認 06シートNo.6</w:t>
+              <w:t>必要事項の一覧 資料No.14／将来推計 第2段階 07シート／サービス受給者数データの確認 06シート</w:t>
             </w:r>
           </w:p>
         </w:tc>
@@ -3228,6 +3292,32 @@
               <w:t>受託者は、6-3・6-4のいずれも令和7年度の値で固定することを基本とし、趨勢を見込んだ場合を感度分析として併記することを提案いたします（別冊「将来推計 第2段階」05シート）。</w:t>
             </w:r>
           </w:p>
+          <w:p>
+            <w:pPr>
+              <w:spacing w:after="20" w:before="0"/>
+            </w:pPr>
+            <w:r>
+              <w:rPr>
+                <w:rFonts w:ascii="游ゴシック" w:hAnsi="游ゴシック" w:eastAsia="游ゴシック"/>
+                <w:b w:val="0"/>
+                <w:sz w:val="19"/>
+              </w:rPr>
+              <w:t>【6-5 供給制約と要支援の扱い】北海道の名簿との突合により、区域内の定員は施設462人（特養160・地域密着型特養62・老健240）、居住系255人（グループホーム99・特定施設156）と確定しました。令和11年度の見込量は施設339人（73.4％）・居住系145人（56.9％）でいずれも定員内に収まるため、受託者は供給制約を見込量に反映しないことを案としています。</w:t>
+            </w:r>
+          </w:p>
+          <w:p>
+            <w:pPr>
+              <w:spacing w:after="20" w:before="0"/>
+            </w:pPr>
+            <w:r>
+              <w:rPr>
+                <w:rFonts w:ascii="游ゴシック" w:hAnsi="游ゴシック" w:eastAsia="游ゴシック"/>
+                <w:b w:val="0"/>
+                <w:sz w:val="19"/>
+              </w:rPr>
+              <w:t>ただし特定施設は定員156人に対し入居者154人（98.7％）でほぼ満室であり、個々の施設には空きがありません。また特定施設の入居者154人のうち要支援1・2が30人（19.5％）を占めます。居住系の見込量を要介護度別に置く際、要支援の利用率を含めるかどうかで見込量が変わります。</w:t>
+            </w:r>
+          </w:p>
         </w:tc>
       </w:tr>
       <w:tr>
@@ -3422,6 +3512,58 @@
                 <w:b w:val="0"/>
                 <w:sz w:val="19"/>
               </w:rPr>
+              <w:t>□　【6-5 供給制約】定員内に収まるため制約を反映しない（受託者の案）</w:t>
+            </w:r>
+          </w:p>
+          <w:p>
+            <w:pPr>
+              <w:spacing w:after="20" w:before="0"/>
+            </w:pPr>
+            <w:r>
+              <w:rPr>
+                <w:rFonts w:ascii="游ゴシック" w:hAnsi="游ゴシック" w:eastAsia="游ゴシック"/>
+                <w:b w:val="0"/>
+                <w:sz w:val="19"/>
+              </w:rPr>
+              <w:t>□　【6-5】特定施設が満室であることを踏まえ、居住系は現在の入居者数を上限とする</w:t>
+            </w:r>
+          </w:p>
+          <w:p>
+            <w:pPr>
+              <w:spacing w:after="20" w:before="0"/>
+            </w:pPr>
+            <w:r>
+              <w:rPr>
+                <w:rFonts w:ascii="游ゴシック" w:hAnsi="游ゴシック" w:eastAsia="游ゴシック"/>
+                <w:b w:val="0"/>
+                <w:sz w:val="19"/>
+              </w:rPr>
+              <w:t>□　【6-5 要支援】居住系の見込量に要支援の利用率を含める（受託者の案）</w:t>
+            </w:r>
+          </w:p>
+          <w:p>
+            <w:pPr>
+              <w:spacing w:after="20" w:before="0"/>
+            </w:pPr>
+            <w:r>
+              <w:rPr>
+                <w:rFonts w:ascii="游ゴシック" w:hAnsi="游ゴシック" w:eastAsia="游ゴシック"/>
+                <w:b w:val="0"/>
+                <w:sz w:val="19"/>
+              </w:rPr>
+              <w:t>□　【6-5】居住系の見込量は要介護1以上のみとする</w:t>
+            </w:r>
+          </w:p>
+          <w:p>
+            <w:pPr>
+              <w:spacing w:after="20" w:before="0"/>
+            </w:pPr>
+            <w:r>
+              <w:rPr>
+                <w:rFonts w:ascii="游ゴシック" w:hAnsi="游ゴシック" w:eastAsia="游ゴシック"/>
+                <w:b w:val="0"/>
+                <w:sz w:val="19"/>
+              </w:rPr>
               <w:t>□　本日は保留とし、令和8年10月中に改めてご意向を確認する</w:t>
             </w:r>
           </w:p>
@@ -3526,6 +3668,18 @@
               </w:rPr>
             </w:r>
           </w:p>
+          <w:p>
+            <w:pPr>
+              <w:spacing w:after="20" w:before="0"/>
+            </w:pPr>
+            <w:r>
+              <w:rPr>
+                <w:rFonts w:ascii="游ゴシック" w:hAnsi="游ゴシック" w:eastAsia="游ゴシック"/>
+                <w:b w:val="0"/>
+                <w:sz w:val="19"/>
+              </w:rPr>
+            </w:r>
+          </w:p>
         </w:tc>
       </w:tr>
       <w:tr>
@@ -3605,7 +3759,7 @@
                 <w:b w:val="0"/>
                 <w:sz w:val="17"/>
               </w:rPr>
-              <w:t>必要事項の一覧 方針No.2／将来推計 03・04シート／将来推計 第2段階 00・05・07シート</w:t>
+              <w:t>必要事項の一覧 方針No.2・No.18・No.19／将来推計 03・04シート／将来推計 第2段階 00・05・06・07シート</w:t>
             </w:r>
           </w:p>
         </w:tc>
@@ -6267,7 +6421,7 @@
                 <w:b w:val="0"/>
                 <w:sz w:val="19"/>
               </w:rPr>
-              <w:t>令和8年8月4日に、在宅生活改善調査・居所変更実態調査・介護人材実態調査の第10期分（23の法人・事業者、102ファイル）を受領し、点検と集計を行いました。点検事項は32件です。</w:t>
+              <w:t>令和8年8月4日に、在宅生活改善調査・居所変更実態調査・介護人材実態調査の第10期分（23の法人・事業者、102ファイル）を受領し、点検と集計を行いました。点検事項は33件（重大5件・要確認20件・様式8件）です。</w:t>
             </w:r>
           </w:p>
           <w:p>
@@ -6345,7 +6499,20 @@
                 <w:b w:val="0"/>
                 <w:sz w:val="19"/>
               </w:rPr>
-              <w:t>⑤ 令和8年8月4日に受領した北海道の名簿との突合により、区域内最大の特定施設であるさわやか東神楽館（東神楽町・定員100人）が居所変更実態調査に回答していないことが分かりました。特定施設の集計（新規入所の84.2％が区域外）は定員56人分の2施設に基づくものです。</w:t>
+              <w:t>⑤ 北海道の名簿との突合により、区域内最大の特定施設であるさわやか東神楽館（東神楽町・定員100人）が居所変更実態調査に回答していないことが分かりました。令和8年8月5日にご提供いただいた同施設の公表画面により、定員100人・入居者97人・要介護度別の内訳・介護職員31人は補えましたが、入所前の居場所と退去先は公表されていないため補えません。特定施設の集計（新規入所の84.2％が区域外）は定員56人分の2施設に基づくものです。</w:t>
+            </w:r>
+          </w:p>
+          <w:p>
+            <w:pPr>
+              <w:spacing w:after="20" w:before="0"/>
+            </w:pPr>
+            <w:r>
+              <w:rPr>
+                <w:rFonts w:ascii="游ゴシック" w:hAnsi="游ゴシック" w:eastAsia="游ゴシック"/>
+                <w:b w:val="0"/>
+                <w:sz w:val="19"/>
+              </w:rPr>
+              <w:t>このほか、事業所への照会により解消できる事項が20件あります。うち介護老人保健施設の介護職員数（No.31）とグループホームびえいの郷の非常勤の未記入（No.33）は、介護サービス情報公表システムの個別画面により確認を進めています。びえいの郷は公表画面の常勤10人が調査と一致し、未記入の非常勤は6人程度とみられます。</w:t>
             </w:r>
           </w:p>
           <w:p>
@@ -6634,7 +6801,7 @@
                 <w:b w:val="0"/>
                 <w:sz w:val="17"/>
               </w:rPr>
-              <w:t>実施済み3調査の受領点検と集計 02シートNo.1〜No.3・No.31・No.32／09・10シート</w:t>
+              <w:t>実施済み3調査の受領点検と集計 02シートNo.1〜No.3・No.31〜No.33／09・10シート／実施済み調査 結果報告書 第8章第3節</w:t>
             </w:r>
           </w:p>
         </w:tc>
@@ -6879,6 +7046,19 @@
                 <w:b w:val="0"/>
                 <w:sz w:val="19"/>
               </w:rPr>
+              <w:t>⑦ 介護老人保健施設　3施設240人（変わりません）</w:t>
+            </w:r>
+          </w:p>
+          <w:p>
+            <w:pPr>
+              <w:spacing w:after="20" w:before="0"/>
+            </w:pPr>
+            <w:r>
+              <w:rPr>
+                <w:rFonts w:ascii="游ゴシック" w:hAnsi="游ゴシック" w:eastAsia="游ゴシック"/>
+                <w:b w:val="0"/>
+                <w:sz w:val="19"/>
+              </w:rPr>
               <w:t>居所変更実態調査に回答していない施設が9施設あり、うち8施設は介護保険の指定を受けない住まいです。配布していたのか、配布先から漏れていたのかをご確認ください。</w:t>
             </w:r>
           </w:p>
@@ -6892,7 +7072,20 @@
                 <w:b w:val="0"/>
                 <w:sz w:val="19"/>
               </w:rPr>
-              <w:t>またグループホームくるみの郷（東川町・有限会社プランタン東川・事業所番号0173100371）は、北海道の指定事業所一覧に掲載されている一方、介護サービス情報公表システムに掲載がなく、受託者からは定員を把握できません。認知症対応型共同生活介護は地域密着型サービスであり、指定権者は大雪地区広域連合です。台帳により定員と休止の有無をご確認ください。</w:t>
+              <w:t>またグループホームくるみの郷（東川町・有限会社プランタン東川・事業所番号0173100371）は、北海道の指定事業所一覧に掲載されている一方、介護サービス情報公表システムに掲載がなく、受託者からは定員を把握できません。認知症対応型共同生活介護は地域密着型サービスであり、指定権者は大雪地区広域連合です。台帳により定員と休止の有無をご確認ください。区域内で定員が未確定なのは同事業所のみです。</w:t>
+            </w:r>
+          </w:p>
+          <w:p>
+            <w:pPr>
+              <w:spacing w:after="20" w:before="0"/>
+            </w:pPr>
+            <w:r>
+              <w:rPr>
+                <w:rFonts w:ascii="游ゴシック" w:hAnsi="游ゴシック" w:eastAsia="游ゴシック"/>
+                <w:b w:val="0"/>
+                <w:sz w:val="19"/>
+              </w:rPr>
+              <w:t>なお、公表画面の受領は3事業所（グループホームファミリー・さわやか東神楽館・グループホームびえいの郷）まで進んでおり、いずれも事業所単位の従業者数を確認できています。残る事業所も同じ方法で確認できますが、個別画面を1件ずつ開く必要があるため、どの範囲まで行うかをご確認ください。</w:t>
             </w:r>
           </w:p>
         </w:tc>
@@ -6985,6 +7178,32 @@
                 <w:b w:val="0"/>
                 <w:sz w:val="19"/>
               </w:rPr>
+              <w:t>□　【公表画面】区域内の全事業所について受託者が確認する</w:t>
+            </w:r>
+          </w:p>
+          <w:p>
+            <w:pPr>
+              <w:spacing w:after="20" w:before="0"/>
+            </w:pPr>
+            <w:r>
+              <w:rPr>
+                <w:rFonts w:ascii="游ゴシック" w:hAnsi="游ゴシック" w:eastAsia="游ゴシック"/>
+                <w:b w:val="0"/>
+                <w:sz w:val="19"/>
+              </w:rPr>
+              <w:t>□　【公表画面】数値に差のある事業所のみ受託者が確認する（受託者の案）</w:t>
+            </w:r>
+          </w:p>
+          <w:p>
+            <w:pPr>
+              <w:spacing w:after="20" w:before="0"/>
+            </w:pPr>
+            <w:r>
+              <w:rPr>
+                <w:rFonts w:ascii="游ゴシック" w:hAnsi="游ゴシック" w:eastAsia="游ゴシック"/>
+                <w:b w:val="0"/>
+                <w:sz w:val="19"/>
+              </w:rPr>
               <w:t>□　本日は保留とし、令和8年8月中に改めてご意向を確認する</w:t>
             </w:r>
           </w:p>
@@ -7169,6 +7388,918 @@
                 <w:sz w:val="17"/>
               </w:rPr>
               <w:t>住まいと施設の公表名簿との突合 00・04・05・09・10シート／必要事項の一覧 資料No.5・No.6</w:t>
+            </w:r>
+          </w:p>
+        </w:tc>
+      </w:tr>
+    </w:tbl>
+    <w:p>
+      <w:pPr>
+        <w:spacing w:after="160"/>
+      </w:pPr>
+    </w:p>
+    <w:tbl>
+      <w:tblPr>
+        <w:tblStyle w:val="TableGrid"/>
+        <w:tblW w:type="auto" w:w="0"/>
+        <w:jc w:val="center"/>
+        <w:tblLook w:firstColumn="1" w:firstRow="1" w:lastColumn="0" w:lastRow="0" w:noHBand="0" w:noVBand="1" w:val="04A0"/>
+      </w:tblPr>
+      <w:tblGrid>
+        <w:gridCol w:w="4933"/>
+        <w:gridCol w:w="4933"/>
+      </w:tblGrid>
+      <w:tr>
+        <w:tc>
+          <w:tcPr>
+            <w:tcW w:type="dxa" w:w="1928"/>
+            <w:shd w:val="clear" w:fill="1F3864"/>
+          </w:tcPr>
+          <w:p>
+            <w:pPr>
+              <w:spacing w:after="20" w:before="20"/>
+            </w:pPr>
+            <w:r/>
+            <w:r>
+              <w:rPr>
+                <w:rFonts w:ascii="游ゴシック" w:hAnsi="游ゴシック" w:eastAsia="游ゴシック"/>
+                <w:b/>
+                <w:color w:val="FFFFFF"/>
+                <w:sz w:val="20"/>
+              </w:rPr>
+              <w:t>項目15</w:t>
+            </w:r>
+          </w:p>
+          <w:p>
+            <w:pPr>
+              <w:spacing w:after="20" w:before="0"/>
+            </w:pPr>
+            <w:r>
+              <w:rPr>
+                <w:rFonts w:ascii="游ゴシック" w:hAnsi="游ゴシック" w:eastAsia="游ゴシック"/>
+                <w:b/>
+                <w:color w:val="FFFFFF"/>
+                <w:sz w:val="20"/>
+              </w:rPr>
+              <w:t>計画の記述</w:t>
+            </w:r>
+          </w:p>
+        </w:tc>
+        <w:tc>
+          <w:tcPr>
+            <w:tcW w:type="dxa" w:w="7824"/>
+            <w:shd w:val="clear" w:fill="DEEBF7"/>
+          </w:tcPr>
+          <w:p>
+            <w:pPr>
+              <w:spacing w:after="20" w:before="20"/>
+            </w:pPr>
+            <w:r/>
+            <w:r>
+              <w:rPr>
+                <w:rFonts w:ascii="游ゴシック" w:hAnsi="游ゴシック" w:eastAsia="游ゴシック"/>
+                <w:b/>
+                <w:sz w:val="22"/>
+              </w:rPr>
+              <w:t>供給構造に関する記述の表現</w:t>
+            </w:r>
+          </w:p>
+        </w:tc>
+      </w:tr>
+      <w:tr>
+        <w:tc>
+          <w:tcPr>
+            <w:tcW w:type="dxa" w:w="1928"/>
+            <w:shd w:val="clear" w:fill="F2F2F2"/>
+          </w:tcPr>
+          <w:p>
+            <w:pPr>
+              <w:spacing w:after="20" w:before="20"/>
+            </w:pPr>
+            <w:r/>
+            <w:r>
+              <w:rPr>
+                <w:rFonts w:ascii="游ゴシック" w:hAnsi="游ゴシック" w:eastAsia="游ゴシック"/>
+                <w:b/>
+                <w:sz w:val="18"/>
+              </w:rPr>
+              <w:t>確認・決定</w:t>
+            </w:r>
+          </w:p>
+          <w:p>
+            <w:pPr>
+              <w:spacing w:after="20" w:before="0"/>
+            </w:pPr>
+            <w:r>
+              <w:rPr>
+                <w:rFonts w:ascii="游ゴシック" w:hAnsi="游ゴシック" w:eastAsia="游ゴシック"/>
+                <w:b/>
+                <w:sz w:val="18"/>
+              </w:rPr>
+              <w:t>していただく内容</w:t>
+            </w:r>
+          </w:p>
+        </w:tc>
+        <w:tc>
+          <w:tcPr>
+            <w:tcW w:type="dxa" w:w="7824"/>
+          </w:tcPr>
+          <w:p>
+            <w:pPr>
+              <w:spacing w:after="20" w:before="20"/>
+            </w:pPr>
+            <w:r/>
+            <w:r>
+              <w:rPr>
+                <w:rFonts w:ascii="游ゴシック" w:hAnsi="游ゴシック" w:eastAsia="游ゴシック"/>
+                <w:b w:val="0"/>
+                <w:sz w:val="19"/>
+              </w:rPr>
+              <w:t>調査結果と公表データの突合により、区域内の供給構造について次のことが明らかになりました。いずれも計画本文に記述する場合、特定の法人や事業所の評価と受け取られないよう表現に配慮を要します。</w:t>
+            </w:r>
+          </w:p>
+          <w:p>
+            <w:pPr>
+              <w:spacing w:after="20" w:before="0"/>
+            </w:pPr>
+            <w:r>
+              <w:rPr>
+                <w:rFonts w:ascii="游ゴシック" w:hAnsi="游ゴシック" w:eastAsia="游ゴシック"/>
+                <w:b w:val="0"/>
+                <w:sz w:val="19"/>
+              </w:rPr>
+              <w:t>① 区域内の実75事業所を28法人が運営し、上位6法人が39事業所（52.0％）を占めます。13法人は1事業所のみです。</w:t>
+            </w:r>
+          </w:p>
+          <w:p>
+            <w:pPr>
+              <w:spacing w:after="20" w:before="0"/>
+            </w:pPr>
+            <w:r>
+              <w:rPr>
+                <w:rFonts w:ascii="游ゴシック" w:hAnsi="游ゴシック" w:eastAsia="游ゴシック"/>
+                <w:b w:val="0"/>
+                <w:sz w:val="19"/>
+              </w:rPr>
+              <w:t>② 小規模多機能型居宅介護5事業所はすべて社会福祉法人美瑛慈光会が美瑛町で運営しており、東川町・東神楽町を通常の事業実施地域とするのは1事業所のみです。</w:t>
+            </w:r>
+          </w:p>
+          <w:p>
+            <w:pPr>
+              <w:spacing w:after="20" w:before="0"/>
+            </w:pPr>
+            <w:r>
+              <w:rPr>
+                <w:rFonts w:ascii="游ゴシック" w:hAnsi="游ゴシック" w:eastAsia="游ゴシック"/>
+                <w:b w:val="0"/>
+                <w:sz w:val="19"/>
+              </w:rPr>
+              <w:t>③ 在宅生活改善調査で「小規模多機能がより適切」とする回答が44件と最多でしたが、うち31件（70.5％）は同一法人の2事業所からの提出票によるものです。受託者は、この偏りが調査設計ではなく供給構造の反映であると整理しています。</w:t>
+            </w:r>
+          </w:p>
+          <w:p>
+            <w:pPr>
+              <w:spacing w:after="20" w:before="0"/>
+            </w:pPr>
+            <w:r>
+              <w:rPr>
+                <w:rFonts w:ascii="游ゴシック" w:hAnsi="游ゴシック" w:eastAsia="游ゴシック"/>
+                <w:b w:val="0"/>
+                <w:sz w:val="19"/>
+              </w:rPr>
+              <w:t>④ 特定施設の入居者154人のうち要支援1〜要介護1が86人（55.8％）を占め、要介護4・5は27人（17.5％）です。</w:t>
+            </w:r>
+          </w:p>
+          <w:p>
+            <w:pPr>
+              <w:spacing w:after="20" w:before="0"/>
+            </w:pPr>
+            <w:r>
+              <w:rPr>
+                <w:rFonts w:ascii="游ゴシック" w:hAnsi="游ゴシック" w:eastAsia="游ゴシック"/>
+                <w:b w:val="0"/>
+                <w:sz w:val="19"/>
+              </w:rPr>
+              <w:t>受託者は、法人名を挙げず「区域内の小規模多機能型居宅介護は1法人が運営している」等の書き方とし、事業者の撤退が供給に与える影響及び事業所間の比較による質の評価が成り立ちにくいことを整備の方針の留意事項として記述することを案としています。</w:t>
+            </w:r>
+          </w:p>
+        </w:tc>
+      </w:tr>
+      <w:tr>
+        <w:tc>
+          <w:tcPr>
+            <w:tcW w:type="dxa" w:w="1928"/>
+            <w:shd w:val="clear" w:fill="F2F2F2"/>
+          </w:tcPr>
+          <w:p>
+            <w:pPr>
+              <w:spacing w:after="20" w:before="20"/>
+            </w:pPr>
+            <w:r/>
+            <w:r>
+              <w:rPr>
+                <w:rFonts w:ascii="游ゴシック" w:hAnsi="游ゴシック" w:eastAsia="游ゴシック"/>
+                <w:b/>
+                <w:sz w:val="18"/>
+              </w:rPr>
+              <w:t>選択肢</w:t>
+            </w:r>
+          </w:p>
+        </w:tc>
+        <w:tc>
+          <w:tcPr>
+            <w:tcW w:type="dxa" w:w="7824"/>
+          </w:tcPr>
+          <w:p>
+            <w:pPr>
+              <w:spacing w:after="20" w:before="20"/>
+            </w:pPr>
+            <w:r/>
+            <w:r>
+              <w:rPr>
+                <w:rFonts w:ascii="游ゴシック" w:hAnsi="游ゴシック" w:eastAsia="游ゴシック"/>
+                <w:b w:val="0"/>
+                <w:sz w:val="19"/>
+              </w:rPr>
+              <w:t>□　受託者の案のとおり、法人名を挙げずに構造として記述する（受託者の案）</w:t>
+            </w:r>
+          </w:p>
+          <w:p>
+            <w:pPr>
+              <w:spacing w:after="20" w:before="0"/>
+            </w:pPr>
+            <w:r>
+              <w:rPr>
+                <w:rFonts w:ascii="游ゴシック" w:hAnsi="游ゴシック" w:eastAsia="游ゴシック"/>
+                <w:b w:val="0"/>
+                <w:sz w:val="19"/>
+              </w:rPr>
+              <w:t>□　法人名を挙げて事実として記述する</w:t>
+            </w:r>
+          </w:p>
+          <w:p>
+            <w:pPr>
+              <w:spacing w:after="20" w:before="0"/>
+            </w:pPr>
+            <w:r>
+              <w:rPr>
+                <w:rFonts w:ascii="游ゴシック" w:hAnsi="游ゴシック" w:eastAsia="游ゴシック"/>
+                <w:b w:val="0"/>
+                <w:sz w:val="19"/>
+              </w:rPr>
+              <w:t>□　供給構造に関する記述は計画本文に載せず、分析資料にとどめる</w:t>
+            </w:r>
+          </w:p>
+          <w:p>
+            <w:pPr>
+              <w:spacing w:after="20" w:before="0"/>
+            </w:pPr>
+            <w:r>
+              <w:rPr>
+                <w:rFonts w:ascii="游ゴシック" w:hAnsi="游ゴシック" w:eastAsia="游ゴシック"/>
+                <w:b w:val="0"/>
+                <w:sz w:val="19"/>
+              </w:rPr>
+              <w:t>□　記述の可否は策定委員会に諮る</w:t>
+            </w:r>
+          </w:p>
+          <w:p>
+            <w:pPr>
+              <w:spacing w:after="20" w:before="0"/>
+            </w:pPr>
+            <w:r>
+              <w:rPr>
+                <w:rFonts w:ascii="游ゴシック" w:hAnsi="游ゴシック" w:eastAsia="游ゴシック"/>
+                <w:b w:val="0"/>
+                <w:sz w:val="19"/>
+              </w:rPr>
+              <w:t>□　本日は保留とし、素案の該当箇所をご確認いただいたうえで決定する</w:t>
+            </w:r>
+          </w:p>
+        </w:tc>
+      </w:tr>
+      <w:tr>
+        <w:tc>
+          <w:tcPr>
+            <w:tcW w:type="dxa" w:w="1928"/>
+            <w:shd w:val="clear" w:fill="FFF2CC"/>
+          </w:tcPr>
+          <w:p>
+            <w:pPr>
+              <w:spacing w:after="20" w:before="20"/>
+            </w:pPr>
+            <w:r/>
+            <w:r>
+              <w:rPr>
+                <w:rFonts w:ascii="游ゴシック" w:hAnsi="游ゴシック" w:eastAsia="游ゴシック"/>
+                <w:b/>
+                <w:sz w:val="18"/>
+              </w:rPr>
+              <w:t>決定内容</w:t>
+            </w:r>
+          </w:p>
+          <w:p>
+            <w:pPr>
+              <w:spacing w:after="20" w:before="0"/>
+            </w:pPr>
+            <w:r>
+              <w:rPr>
+                <w:rFonts w:ascii="游ゴシック" w:hAnsi="游ゴシック" w:eastAsia="游ゴシック"/>
+                <w:b/>
+                <w:sz w:val="18"/>
+              </w:rPr>
+              <w:t>（ご記入欄）</w:t>
+            </w:r>
+          </w:p>
+        </w:tc>
+        <w:tc>
+          <w:tcPr>
+            <w:tcW w:type="dxa" w:w="7824"/>
+          </w:tcPr>
+          <w:p>
+            <w:pPr>
+              <w:spacing w:after="20" w:before="20"/>
+            </w:pPr>
+            <w:r/>
+            <w:r>
+              <w:rPr>
+                <w:rFonts w:ascii="游ゴシック" w:hAnsi="游ゴシック" w:eastAsia="游ゴシック"/>
+                <w:b w:val="0"/>
+                <w:sz w:val="19"/>
+              </w:rPr>
+            </w:r>
+          </w:p>
+          <w:p>
+            <w:pPr>
+              <w:spacing w:after="20" w:before="0"/>
+            </w:pPr>
+            <w:r>
+              <w:rPr>
+                <w:rFonts w:ascii="游ゴシック" w:hAnsi="游ゴシック" w:eastAsia="游ゴシック"/>
+                <w:b w:val="0"/>
+                <w:sz w:val="19"/>
+              </w:rPr>
+            </w:r>
+          </w:p>
+          <w:p>
+            <w:pPr>
+              <w:spacing w:after="20" w:before="0"/>
+            </w:pPr>
+            <w:r>
+              <w:rPr>
+                <w:rFonts w:ascii="游ゴシック" w:hAnsi="游ゴシック" w:eastAsia="游ゴシック"/>
+                <w:b w:val="0"/>
+                <w:sz w:val="19"/>
+              </w:rPr>
+            </w:r>
+          </w:p>
+          <w:p>
+            <w:pPr>
+              <w:spacing w:after="20" w:before="0"/>
+            </w:pPr>
+            <w:r>
+              <w:rPr>
+                <w:rFonts w:ascii="游ゴシック" w:hAnsi="游ゴシック" w:eastAsia="游ゴシック"/>
+                <w:b w:val="0"/>
+                <w:sz w:val="19"/>
+              </w:rPr>
+            </w:r>
+          </w:p>
+          <w:p>
+            <w:pPr>
+              <w:spacing w:after="20" w:before="0"/>
+            </w:pPr>
+            <w:r>
+              <w:rPr>
+                <w:rFonts w:ascii="游ゴシック" w:hAnsi="游ゴシック" w:eastAsia="游ゴシック"/>
+                <w:b w:val="0"/>
+                <w:sz w:val="19"/>
+              </w:rPr>
+            </w:r>
+          </w:p>
+        </w:tc>
+      </w:tr>
+      <w:tr>
+        <w:tc>
+          <w:tcPr>
+            <w:tcW w:type="dxa" w:w="1928"/>
+            <w:shd w:val="clear" w:fill="F2F2F2"/>
+          </w:tcPr>
+          <w:p>
+            <w:pPr>
+              <w:spacing w:after="20" w:before="20"/>
+            </w:pPr>
+            <w:r/>
+            <w:r>
+              <w:rPr>
+                <w:rFonts w:ascii="游ゴシック" w:hAnsi="游ゴシック" w:eastAsia="游ゴシック"/>
+                <w:b/>
+                <w:sz w:val="18"/>
+              </w:rPr>
+              <w:t>決まらない場合</w:t>
+            </w:r>
+          </w:p>
+        </w:tc>
+        <w:tc>
+          <w:tcPr>
+            <w:tcW w:type="dxa" w:w="7824"/>
+          </w:tcPr>
+          <w:p>
+            <w:pPr>
+              <w:spacing w:after="20" w:before="20"/>
+            </w:pPr>
+            <w:r/>
+            <w:r>
+              <w:rPr>
+                <w:rFonts w:ascii="游ゴシック" w:hAnsi="游ゴシック" w:eastAsia="游ゴシック"/>
+                <w:b w:val="0"/>
+                <w:sz w:val="18"/>
+              </w:rPr>
+              <w:t>第2章第3節（サービス提供体制）及び第6章第4節（施設等の整備の方針）の記述が確定しません。「より適切と思われるサービス」の集計値（44件）をそのまま需要として用いるかどうかも定まりません。</w:t>
+            </w:r>
+          </w:p>
+        </w:tc>
+      </w:tr>
+      <w:tr>
+        <w:tc>
+          <w:tcPr>
+            <w:tcW w:type="dxa" w:w="1928"/>
+            <w:shd w:val="clear" w:fill="F2F2F2"/>
+          </w:tcPr>
+          <w:p>
+            <w:pPr>
+              <w:spacing w:after="20" w:before="20"/>
+            </w:pPr>
+            <w:r/>
+            <w:r>
+              <w:rPr>
+                <w:rFonts w:ascii="游ゴシック" w:hAnsi="游ゴシック" w:eastAsia="游ゴシック"/>
+                <w:b/>
+                <w:sz w:val="18"/>
+              </w:rPr>
+              <w:t>出所</w:t>
+            </w:r>
+          </w:p>
+        </w:tc>
+        <w:tc>
+          <w:tcPr>
+            <w:tcW w:type="dxa" w:w="7824"/>
+          </w:tcPr>
+          <w:p>
+            <w:pPr>
+              <w:spacing w:after="20" w:before="20"/>
+            </w:pPr>
+            <w:r/>
+            <w:r>
+              <w:rPr>
+                <w:rFonts w:ascii="游ゴシック" w:hAnsi="游ゴシック" w:eastAsia="游ゴシック"/>
+                <w:b w:val="0"/>
+                <w:sz w:val="17"/>
+              </w:rPr>
+              <w:t>実施済み調査 結果報告書 第7章第3節／アンケート調査の集計分析報告書 08シート</w:t>
+            </w:r>
+          </w:p>
+        </w:tc>
+      </w:tr>
+    </w:tbl>
+    <w:p>
+      <w:pPr>
+        <w:spacing w:after="160"/>
+      </w:pPr>
+    </w:p>
+    <w:tbl>
+      <w:tblPr>
+        <w:tblStyle w:val="TableGrid"/>
+        <w:tblW w:type="auto" w:w="0"/>
+        <w:jc w:val="center"/>
+        <w:tblLook w:firstColumn="1" w:firstRow="1" w:lastColumn="0" w:lastRow="0" w:noHBand="0" w:noVBand="1" w:val="04A0"/>
+      </w:tblPr>
+      <w:tblGrid>
+        <w:gridCol w:w="4933"/>
+        <w:gridCol w:w="4933"/>
+      </w:tblGrid>
+      <w:tr>
+        <w:tc>
+          <w:tcPr>
+            <w:tcW w:type="dxa" w:w="1928"/>
+            <w:shd w:val="clear" w:fill="1F3864"/>
+          </w:tcPr>
+          <w:p>
+            <w:pPr>
+              <w:spacing w:after="20" w:before="20"/>
+            </w:pPr>
+            <w:r/>
+            <w:r>
+              <w:rPr>
+                <w:rFonts w:ascii="游ゴシック" w:hAnsi="游ゴシック" w:eastAsia="游ゴシック"/>
+                <w:b/>
+                <w:color w:val="FFFFFF"/>
+                <w:sz w:val="20"/>
+              </w:rPr>
+              <w:t>項目16</w:t>
+            </w:r>
+          </w:p>
+          <w:p>
+            <w:pPr>
+              <w:spacing w:after="20" w:before="0"/>
+            </w:pPr>
+            <w:r>
+              <w:rPr>
+                <w:rFonts w:ascii="游ゴシック" w:hAnsi="游ゴシック" w:eastAsia="游ゴシック"/>
+                <w:b/>
+                <w:color w:val="FFFFFF"/>
+                <w:sz w:val="20"/>
+              </w:rPr>
+              <w:t>成果品</w:t>
+            </w:r>
+          </w:p>
+        </w:tc>
+        <w:tc>
+          <w:tcPr>
+            <w:tcW w:type="dxa" w:w="7824"/>
+            <w:shd w:val="clear" w:fill="DEEBF7"/>
+          </w:tcPr>
+          <w:p>
+            <w:pPr>
+              <w:spacing w:after="20" w:before="20"/>
+            </w:pPr>
+            <w:r/>
+            <w:r>
+              <w:rPr>
+                <w:rFonts w:ascii="游ゴシック" w:hAnsi="游ゴシック" w:eastAsia="游ゴシック"/>
+                <w:b/>
+                <w:sz w:val="22"/>
+              </w:rPr>
+              <w:t>調査結果報告書の様式と構成</w:t>
+            </w:r>
+          </w:p>
+        </w:tc>
+      </w:tr>
+      <w:tr>
+        <w:tc>
+          <w:tcPr>
+            <w:tcW w:type="dxa" w:w="1928"/>
+            <w:shd w:val="clear" w:fill="F2F2F2"/>
+          </w:tcPr>
+          <w:p>
+            <w:pPr>
+              <w:spacing w:after="20" w:before="20"/>
+            </w:pPr>
+            <w:r/>
+            <w:r>
+              <w:rPr>
+                <w:rFonts w:ascii="游ゴシック" w:hAnsi="游ゴシック" w:eastAsia="游ゴシック"/>
+                <w:b/>
+                <w:sz w:val="18"/>
+              </w:rPr>
+              <w:t>確認・決定</w:t>
+            </w:r>
+          </w:p>
+          <w:p>
+            <w:pPr>
+              <w:spacing w:after="20" w:before="0"/>
+            </w:pPr>
+            <w:r>
+              <w:rPr>
+                <w:rFonts w:ascii="游ゴシック" w:hAnsi="游ゴシック" w:eastAsia="游ゴシック"/>
+                <w:b/>
+                <w:sz w:val="18"/>
+              </w:rPr>
+              <w:t>していただく内容</w:t>
+            </w:r>
+          </w:p>
+        </w:tc>
+        <w:tc>
+          <w:tcPr>
+            <w:tcW w:type="dxa" w:w="7824"/>
+          </w:tcPr>
+          <w:p>
+            <w:pPr>
+              <w:spacing w:after="20" w:before="20"/>
+            </w:pPr>
+            <w:r/>
+            <w:r>
+              <w:rPr>
+                <w:rFonts w:ascii="游ゴシック" w:hAnsi="游ゴシック" w:eastAsia="游ゴシック"/>
+                <w:b w:val="0"/>
+                <w:sz w:val="19"/>
+              </w:rPr>
+              <w:t>令和8年8月5日にご提示いただいた様式（令和8年度 介護人材実態調査 結果報告書）に合わせ、実施済み調査 結果報告書（Word・8章41表39図）を作成しました。</w:t>
+            </w:r>
+          </w:p>
+          <w:p>
+            <w:pPr>
+              <w:spacing w:after="20" w:before="0"/>
+            </w:pPr>
+            <w:r>
+              <w:rPr>
+                <w:rFonts w:ascii="游ゴシック" w:hAnsi="游ゴシック" w:eastAsia="游ゴシック"/>
+                <w:b w:val="0"/>
+                <w:sz w:val="19"/>
+              </w:rPr>
+              <w:t>用紙21.6×27.9cm、本文BIZ UDPゴシック10.5pt、見出1 16pt・見出2 14pt、注記はＭＳ Ｐゴシック11pt（灰色）とし、第1章 調査の概要、「問N　〜について」の見出し、集計結果の表記5項目、（参考）用語集の構成も揃えています。</w:t>
+            </w:r>
+          </w:p>
+          <w:p>
+            <w:pPr>
+              <w:spacing w:after="20" w:before="0"/>
+            </w:pPr>
+            <w:r>
+              <w:rPr>
+                <w:rFonts w:ascii="游ゴシック" w:hAnsi="游ゴシック" w:eastAsia="游ゴシック"/>
+                <w:b w:val="0"/>
+                <w:sz w:val="19"/>
+              </w:rPr>
+              <w:t>単数回答は帯グラフ、複数回答は横棒グラフとし、白黒印刷を前提とした濃淡とハッチングで区分を表しています。</w:t>
+            </w:r>
+          </w:p>
+          <w:p>
+            <w:pPr>
+              <w:spacing w:after="20" w:before="0"/>
+            </w:pPr>
+            <w:r>
+              <w:rPr>
+                <w:rFonts w:ascii="游ゴシック" w:hAnsi="游ゴシック" w:eastAsia="游ゴシック"/>
+                <w:b w:val="0"/>
+                <w:sz w:val="19"/>
+              </w:rPr>
+              <w:t>ご提示の様式には第5章 経年比較分析（第9期調査との比較）がありますが、第9期分は計画に掲載された集計値のみで原データがないため、本報告書には設けていません。比較できる数値（介護人材実態調査の27施設・405人等）に限り掲載することは可能です。</w:t>
+            </w:r>
+          </w:p>
+        </w:tc>
+      </w:tr>
+      <w:tr>
+        <w:tc>
+          <w:tcPr>
+            <w:tcW w:type="dxa" w:w="1928"/>
+            <w:shd w:val="clear" w:fill="F2F2F2"/>
+          </w:tcPr>
+          <w:p>
+            <w:pPr>
+              <w:spacing w:after="20" w:before="20"/>
+            </w:pPr>
+            <w:r/>
+            <w:r>
+              <w:rPr>
+                <w:rFonts w:ascii="游ゴシック" w:hAnsi="游ゴシック" w:eastAsia="游ゴシック"/>
+                <w:b/>
+                <w:sz w:val="18"/>
+              </w:rPr>
+              <w:t>選択肢</w:t>
+            </w:r>
+          </w:p>
+        </w:tc>
+        <w:tc>
+          <w:tcPr>
+            <w:tcW w:type="dxa" w:w="7824"/>
+          </w:tcPr>
+          <w:p>
+            <w:pPr>
+              <w:spacing w:after="20" w:before="20"/>
+            </w:pPr>
+            <w:r/>
+            <w:r>
+              <w:rPr>
+                <w:rFonts w:ascii="游ゴシック" w:hAnsi="游ゴシック" w:eastAsia="游ゴシック"/>
+                <w:b w:val="0"/>
+                <w:sz w:val="19"/>
+              </w:rPr>
+              <w:t>□　現在の構成のとおりとする（受託者の案）</w:t>
+            </w:r>
+          </w:p>
+          <w:p>
+            <w:pPr>
+              <w:spacing w:after="20" w:before="0"/>
+            </w:pPr>
+            <w:r>
+              <w:rPr>
+                <w:rFonts w:ascii="游ゴシック" w:hAnsi="游ゴシック" w:eastAsia="游ゴシック"/>
+                <w:b w:val="0"/>
+                <w:sz w:val="19"/>
+              </w:rPr>
+              <w:t>□　第9期との経年比較の章を設ける（比較できる数値に限る）</w:t>
+            </w:r>
+          </w:p>
+          <w:p>
+            <w:pPr>
+              <w:spacing w:after="20" w:before="0"/>
+            </w:pPr>
+            <w:r>
+              <w:rPr>
+                <w:rFonts w:ascii="游ゴシック" w:hAnsi="游ゴシック" w:eastAsia="游ゴシック"/>
+                <w:b w:val="0"/>
+                <w:sz w:val="19"/>
+              </w:rPr>
+              <w:t>□　図表の幅・点数を調整する（内容を記入欄に記載）</w:t>
+            </w:r>
+          </w:p>
+          <w:p>
+            <w:pPr>
+              <w:spacing w:after="20" w:before="0"/>
+            </w:pPr>
+            <w:r>
+              <w:rPr>
+                <w:rFonts w:ascii="游ゴシック" w:hAnsi="游ゴシック" w:eastAsia="游ゴシック"/>
+                <w:b w:val="0"/>
+                <w:sz w:val="19"/>
+              </w:rPr>
+              <w:t>□　調査ごとに分冊とする</w:t>
+            </w:r>
+          </w:p>
+          <w:p>
+            <w:pPr>
+              <w:spacing w:after="20" w:before="0"/>
+            </w:pPr>
+            <w:r>
+              <w:rPr>
+                <w:rFonts w:ascii="游ゴシック" w:hAnsi="游ゴシック" w:eastAsia="游ゴシック"/>
+                <w:b w:val="0"/>
+                <w:sz w:val="19"/>
+              </w:rPr>
+              <w:t>□　本日は保留とし、報告書をご確認いただいたうえで指示する</w:t>
+            </w:r>
+          </w:p>
+        </w:tc>
+      </w:tr>
+      <w:tr>
+        <w:tc>
+          <w:tcPr>
+            <w:tcW w:type="dxa" w:w="1928"/>
+            <w:shd w:val="clear" w:fill="FFF2CC"/>
+          </w:tcPr>
+          <w:p>
+            <w:pPr>
+              <w:spacing w:after="20" w:before="20"/>
+            </w:pPr>
+            <w:r/>
+            <w:r>
+              <w:rPr>
+                <w:rFonts w:ascii="游ゴシック" w:hAnsi="游ゴシック" w:eastAsia="游ゴシック"/>
+                <w:b/>
+                <w:sz w:val="18"/>
+              </w:rPr>
+              <w:t>決定内容</w:t>
+            </w:r>
+          </w:p>
+          <w:p>
+            <w:pPr>
+              <w:spacing w:after="20" w:before="0"/>
+            </w:pPr>
+            <w:r>
+              <w:rPr>
+                <w:rFonts w:ascii="游ゴシック" w:hAnsi="游ゴシック" w:eastAsia="游ゴシック"/>
+                <w:b/>
+                <w:sz w:val="18"/>
+              </w:rPr>
+              <w:t>（ご記入欄）</w:t>
+            </w:r>
+          </w:p>
+        </w:tc>
+        <w:tc>
+          <w:tcPr>
+            <w:tcW w:type="dxa" w:w="7824"/>
+          </w:tcPr>
+          <w:p>
+            <w:pPr>
+              <w:spacing w:after="20" w:before="20"/>
+            </w:pPr>
+            <w:r/>
+            <w:r>
+              <w:rPr>
+                <w:rFonts w:ascii="游ゴシック" w:hAnsi="游ゴシック" w:eastAsia="游ゴシック"/>
+                <w:b w:val="0"/>
+                <w:sz w:val="19"/>
+              </w:rPr>
+            </w:r>
+          </w:p>
+          <w:p>
+            <w:pPr>
+              <w:spacing w:after="20" w:before="0"/>
+            </w:pPr>
+            <w:r>
+              <w:rPr>
+                <w:rFonts w:ascii="游ゴシック" w:hAnsi="游ゴシック" w:eastAsia="游ゴシック"/>
+                <w:b w:val="0"/>
+                <w:sz w:val="19"/>
+              </w:rPr>
+            </w:r>
+          </w:p>
+          <w:p>
+            <w:pPr>
+              <w:spacing w:after="20" w:before="0"/>
+            </w:pPr>
+            <w:r>
+              <w:rPr>
+                <w:rFonts w:ascii="游ゴシック" w:hAnsi="游ゴシック" w:eastAsia="游ゴシック"/>
+                <w:b w:val="0"/>
+                <w:sz w:val="19"/>
+              </w:rPr>
+            </w:r>
+          </w:p>
+          <w:p>
+            <w:pPr>
+              <w:spacing w:after="20" w:before="0"/>
+            </w:pPr>
+            <w:r>
+              <w:rPr>
+                <w:rFonts w:ascii="游ゴシック" w:hAnsi="游ゴシック" w:eastAsia="游ゴシック"/>
+                <w:b w:val="0"/>
+                <w:sz w:val="19"/>
+              </w:rPr>
+            </w:r>
+          </w:p>
+          <w:p>
+            <w:pPr>
+              <w:spacing w:after="20" w:before="0"/>
+            </w:pPr>
+            <w:r>
+              <w:rPr>
+                <w:rFonts w:ascii="游ゴシック" w:hAnsi="游ゴシック" w:eastAsia="游ゴシック"/>
+                <w:b w:val="0"/>
+                <w:sz w:val="19"/>
+              </w:rPr>
+            </w:r>
+          </w:p>
+        </w:tc>
+      </w:tr>
+      <w:tr>
+        <w:tc>
+          <w:tcPr>
+            <w:tcW w:type="dxa" w:w="1928"/>
+            <w:shd w:val="clear" w:fill="F2F2F2"/>
+          </w:tcPr>
+          <w:p>
+            <w:pPr>
+              <w:spacing w:after="20" w:before="20"/>
+            </w:pPr>
+            <w:r/>
+            <w:r>
+              <w:rPr>
+                <w:rFonts w:ascii="游ゴシック" w:hAnsi="游ゴシック" w:eastAsia="游ゴシック"/>
+                <w:b/>
+                <w:sz w:val="18"/>
+              </w:rPr>
+              <w:t>決まらない場合</w:t>
+            </w:r>
+          </w:p>
+        </w:tc>
+        <w:tc>
+          <w:tcPr>
+            <w:tcW w:type="dxa" w:w="7824"/>
+          </w:tcPr>
+          <w:p>
+            <w:pPr>
+              <w:spacing w:after="20" w:before="20"/>
+            </w:pPr>
+            <w:r/>
+            <w:r>
+              <w:rPr>
+                <w:rFonts w:ascii="游ゴシック" w:hAnsi="游ゴシック" w:eastAsia="游ゴシック"/>
+                <w:b w:val="0"/>
+                <w:sz w:val="18"/>
+              </w:rPr>
+              <w:t>成果品の様式が確定せず、計画書本体及び概要版の体裁（成果品の仕様No.1〜No.4）とも整合が取れません。</w:t>
+            </w:r>
+          </w:p>
+        </w:tc>
+      </w:tr>
+      <w:tr>
+        <w:tc>
+          <w:tcPr>
+            <w:tcW w:type="dxa" w:w="1928"/>
+            <w:shd w:val="clear" w:fill="F2F2F2"/>
+          </w:tcPr>
+          <w:p>
+            <w:pPr>
+              <w:spacing w:after="20" w:before="20"/>
+            </w:pPr>
+            <w:r/>
+            <w:r>
+              <w:rPr>
+                <w:rFonts w:ascii="游ゴシック" w:hAnsi="游ゴシック" w:eastAsia="游ゴシック"/>
+                <w:b/>
+                <w:sz w:val="18"/>
+              </w:rPr>
+              <w:t>出所</w:t>
+            </w:r>
+          </w:p>
+        </w:tc>
+        <w:tc>
+          <w:tcPr>
+            <w:tcW w:type="dxa" w:w="7824"/>
+          </w:tcPr>
+          <w:p>
+            <w:pPr>
+              <w:spacing w:after="20" w:before="20"/>
+            </w:pPr>
+            <w:r/>
+            <w:r>
+              <w:rPr>
+                <w:rFonts w:ascii="游ゴシック" w:hAnsi="游ゴシック" w:eastAsia="游ゴシック"/>
+                <w:b w:val="0"/>
+                <w:sz w:val="17"/>
+              </w:rPr>
+              <w:t>実施済み調査 結果報告書／必要事項の一覧 成果品No.2・No.3</w:t>
             </w:r>
           </w:p>
         </w:tc>
@@ -7861,7 +8992,7 @@
           <w:b w:val="0"/>
           <w:sz w:val="18"/>
         </w:rPr>
-        <w:t>※ 本シートの14項目は、別冊「必要事項の一覧」に登録済みの事項から、会議でご確認いただくものを抜き出したものです。全体の必要事項（資料15件・決定19件・日程6件・成果品7件・告示待ち5件・受託者の作業8件）は同表をご覧ください。</w:t>
+        <w:t>※ 本シートの16項目は、別冊「必要事項の一覧」に登録済みの事項から、会議でご確認いただくものを抜き出したものです。全体の必要事項（資料15件・決定19件・日程6件・成果品7件・告示待ち5件・受託者の作業8件）は同表をご覧ください。</w:t>
       </w:r>
     </w:p>
     <w:p>

--- a/output/第10期計画_キックオフ会議ヒアリングシート.docx
+++ b/output/第10期計画_キックオフ会議ヒアリングシート.docx
@@ -6421,7 +6421,7 @@
                 <w:b w:val="0"/>
                 <w:sz w:val="19"/>
               </w:rPr>
-              <w:t>令和8年8月4日に、在宅生活改善調査・居所変更実態調査・介護人材実態調査の第10期分（23の法人・事業者、102ファイル）を受領し、点検と集計を行いました。点検事項は33件（重大5件・要確認20件・様式8件）です。</w:t>
+              <w:t>令和8年8月4日に、在宅生活改善調査・居所変更実態調査・介護人材実態調査の第10期分（23の法人・事業者、102ファイル）を受領し、点検と集計を行いました。点検事項は33件（重大6件・要確認20件・様式8件）です。</w:t>
             </w:r>
           </w:p>
           <w:p>
@@ -7059,7 +7059,7 @@
                 <w:b w:val="0"/>
                 <w:sz w:val="19"/>
               </w:rPr>
-              <w:t>居所変更実態調査に回答していない施設が9施設あり、うち8施設は介護保険の指定を受けない住まいです。配布していたのか、配布先から漏れていたのかをご確認ください。</w:t>
+              <w:t>居所変更実態調査に回答していない施設が13施設あり、うち8施設は介護保険の指定を受けない住まいです。配布していたのか、配布先から漏れていたのかをご確認ください。</w:t>
             </w:r>
           </w:p>
           <w:p>
@@ -7139,7 +7139,7 @@
                 <w:b w:val="0"/>
                 <w:sz w:val="19"/>
               </w:rPr>
-              <w:t>□　未回答の9施設へ照会し、入居者数を含めて把握する</w:t>
+              <w:t>□　未回答の13施設へ照会し、入居者数を含めて把握する</w:t>
             </w:r>
           </w:p>
           <w:p>
@@ -7152,7 +7152,7 @@
                 <w:b w:val="0"/>
                 <w:sz w:val="19"/>
               </w:rPr>
-              <w:t>□　未回答の9施設へ照会し、さわやか東神楽館のみ入退去の状況も把握する</w:t>
+              <w:t>□　未回答の13施設へ照会し、さわやか東神楽館のみ入退去の状況も把握する</w:t>
             </w:r>
           </w:p>
           <w:p>

--- a/output/第10期計画_キックオフ会議ヒアリングシート.docx
+++ b/output/第10期計画_キックオフ会議ヒアリングシート.docx
@@ -6421,7 +6421,7 @@
                 <w:b w:val="0"/>
                 <w:sz w:val="19"/>
               </w:rPr>
-              <w:t>令和8年8月4日に、在宅生活改善調査・居所変更実態調査・介護人材実態調査の第10期分（23の法人・事業者、102ファイル）を受領し、点検と集計を行いました。点検事項は33件（重大6件・要確認20件・様式8件）です。</w:t>
+              <w:t>令和8年8月4日に、在宅生活改善調査・居所変更実態調査・介護人材実態調査の第10期分（23の法人・事業者、102ファイル）を受領し、点検と集計を行いました。点検事項は35件（重大6件・要確認21件・様式8件）です。</w:t>
             </w:r>
           </w:p>
           <w:p>
@@ -7984,7 +7984,7 @@
                 <w:b w:val="0"/>
                 <w:sz w:val="19"/>
               </w:rPr>
-              <w:t>令和8年8月5日にご提示いただいた様式（令和8年度 介護人材実態調査 結果報告書）に合わせ、実施済み調査 結果報告書（Word・8章41表39図）を作成しました。</w:t>
+              <w:t>令和8年8月5日にご提示いただいた様式（令和8年度 介護人材実態調査 結果報告書）に合わせ、実施済み調査 結果報告書（Word・8章48表39図）を作成しました。</w:t>
             </w:r>
           </w:p>
           <w:p>

--- a/output/第10期計画_キックオフ会議ヒアリングシート.docx
+++ b/output/第10期計画_キックオフ会議ヒアリングシート.docx
@@ -3302,6 +3302,32 @@
                 <w:b w:val="0"/>
                 <w:sz w:val="19"/>
               </w:rPr>
+              <w:t>【6-6 需要3シナリオの使い方】上記の前提を組み合わせた低位・標準・高位の3シナリオを別冊「需要3シナリオの感度表」にまとめました。令和11年度の幅は、在宅＋0.0〜＋13.5％、居住系▲9.9〜＋5.4％、施設▲13.5〜＋5.4％、訪問介護▲3.4〜＋36.0％です。高位でも施設・居住系は区域内定員に収まります。</w:t>
+            </w:r>
+          </w:p>
+          <w:p>
+            <w:pPr>
+              <w:spacing w:after="20" w:before="0"/>
+            </w:pPr>
+            <w:r>
+              <w:rPr>
+                <w:rFonts w:ascii="游ゴシック" w:hAnsi="游ゴシック" w:eastAsia="游ゴシック"/>
+                <w:b w:val="0"/>
+                <w:sz w:val="19"/>
+              </w:rPr>
+              <w:t>低位・高位は前提を同時に片側へ置いた場合の上下限であり、統計的な区間ではありません。受託者は、計画本文には標準のみを載せ、低位・高位は保険料の感応度の確認と委員会資料に用いることを案としています。</w:t>
+            </w:r>
+          </w:p>
+          <w:p>
+            <w:pPr>
+              <w:spacing w:after="20" w:before="0"/>
+            </w:pPr>
+            <w:r>
+              <w:rPr>
+                <w:rFonts w:ascii="游ゴシック" w:hAnsi="游ゴシック" w:eastAsia="游ゴシック"/>
+                <w:b w:val="0"/>
+                <w:sz w:val="19"/>
+              </w:rPr>
               <w:t>【6-5 供給制約と要支援の扱い】北海道の名簿との突合により、区域内の定員は施設462人（特養160・地域密着型特養62・老健240）、居住系255人（グループホーム99・特定施設156）と確定しました。令和11年度の見込量は施設339人（73.4％）・居住系145人（56.9％）でいずれも定員内に収まるため、受託者は供給制約を見込量に反映しないことを案としています。</w:t>
             </w:r>
           </w:p>
@@ -3564,6 +3590,45 @@
                 <w:b w:val="0"/>
                 <w:sz w:val="19"/>
               </w:rPr>
+              <w:t>□　【6-6 3シナリオ】計画本文には標準のみを載せ、低位・高位は保険料の感応度の確認に用いる（受託者の案）</w:t>
+            </w:r>
+          </w:p>
+          <w:p>
+            <w:pPr>
+              <w:spacing w:after="20" w:before="0"/>
+            </w:pPr>
+            <w:r>
+              <w:rPr>
+                <w:rFonts w:ascii="游ゴシック" w:hAnsi="游ゴシック" w:eastAsia="游ゴシック"/>
+                <w:b w:val="0"/>
+                <w:sz w:val="19"/>
+              </w:rPr>
+              <w:t>□　【6-6】計画本文に3シナリオを併記する</w:t>
+            </w:r>
+          </w:p>
+          <w:p>
+            <w:pPr>
+              <w:spacing w:after="20" w:before="0"/>
+            </w:pPr>
+            <w:r>
+              <w:rPr>
+                <w:rFonts w:ascii="游ゴシック" w:hAnsi="游ゴシック" w:eastAsia="游ゴシック"/>
+                <w:b w:val="0"/>
+                <w:sz w:val="19"/>
+              </w:rPr>
+              <w:t>□　【6-6】低位・高位も含めて委員会に諮る</w:t>
+            </w:r>
+          </w:p>
+          <w:p>
+            <w:pPr>
+              <w:spacing w:after="20" w:before="0"/>
+            </w:pPr>
+            <w:r>
+              <w:rPr>
+                <w:rFonts w:ascii="游ゴシック" w:hAnsi="游ゴシック" w:eastAsia="游ゴシック"/>
+                <w:b w:val="0"/>
+                <w:sz w:val="19"/>
+              </w:rPr>
               <w:t>□　本日は保留とし、令和8年10月中に改めてご意向を確認する</w:t>
             </w:r>
           </w:p>
@@ -3759,7 +3824,7 @@
                 <w:b w:val="0"/>
                 <w:sz w:val="17"/>
               </w:rPr>
-              <w:t>必要事項の一覧 方針No.2・No.18・No.19／将来推計 03・04シート／将来推計 第2段階 00・05・06・07シート</w:t>
+              <w:t>必要事項の一覧 方針No.2・No.18・No.19／将来推計 03・04シート／将来推計 第2段階 00・05・06・07シート／需要3シナリオの感度表 00・03・05・07シート</w:t>
             </w:r>
           </w:p>
         </w:tc>

--- a/output/第10期計画_キックオフ会議ヒアリングシート.docx
+++ b/output/第10期計画_キックオフ会議ヒアリングシート.docx
@@ -494,7 +494,853 @@
           <w:color w:val="1F3864"/>
           <w:sz w:val="22"/>
         </w:rPr>
-        <w:t>【進め方の案】</w:t>
+        <w:t>【進め方の案（60分の場合）】</w:t>
+      </w:r>
+    </w:p>
+    <w:p>
+      <w:pPr>
+        <w:spacing w:after="60" w:before="0"/>
+      </w:pPr>
+      <w:r>
+        <w:rPr>
+          <w:rFonts w:ascii="游ゴシック" w:hAnsi="游ゴシック" w:eastAsia="游ゴシック"/>
+          <w:b w:val="0"/>
+          <w:sz w:val="19"/>
+        </w:rPr>
+        <w:t>会議の時間が60分の場合は、次の6項目に絞ってご確認いただき、残る8項目は本シートに書面でご記入いただく形をご提案いたします。別冊「キックオフ会議 トークスクリプト（60分）」がこの進め方に対応しています。</w:t>
+      </w:r>
+    </w:p>
+    <w:tbl>
+      <w:tblPr>
+        <w:tblStyle w:val="TableGrid"/>
+        <w:tblW w:type="auto" w:w="0"/>
+        <w:tblLook w:firstColumn="1" w:firstRow="1" w:lastColumn="0" w:lastRow="0" w:noHBand="0" w:noVBand="1" w:val="04A0"/>
+      </w:tblPr>
+      <w:tblGrid>
+        <w:gridCol w:w="2466"/>
+        <w:gridCol w:w="2466"/>
+        <w:gridCol w:w="2466"/>
+        <w:gridCol w:w="2466"/>
+      </w:tblGrid>
+      <w:tr>
+        <w:tc>
+          <w:tcPr>
+            <w:tcW w:type="dxa" w:w="1361"/>
+            <w:shd w:val="clear" w:fill="4472C4"/>
+          </w:tcPr>
+          <w:p>
+            <w:pPr>
+              <w:spacing w:after="20" w:before="20"/>
+            </w:pPr>
+            <w:r/>
+            <w:r>
+              <w:rPr>
+                <w:rFonts w:ascii="游ゴシック" w:hAnsi="游ゴシック" w:eastAsia="游ゴシック"/>
+                <w:b/>
+                <w:color w:val="FFFFFF"/>
+                <w:sz w:val="18"/>
+              </w:rPr>
+              <w:t>時刻</w:t>
+            </w:r>
+          </w:p>
+        </w:tc>
+        <w:tc>
+          <w:tcPr>
+            <w:tcW w:type="dxa" w:w="3742"/>
+            <w:shd w:val="clear" w:fill="4472C4"/>
+          </w:tcPr>
+          <w:p>
+            <w:pPr>
+              <w:spacing w:after="20" w:before="20"/>
+            </w:pPr>
+            <w:r/>
+            <w:r>
+              <w:rPr>
+                <w:rFonts w:ascii="游ゴシック" w:hAnsi="游ゴシック" w:eastAsia="游ゴシック"/>
+                <w:b/>
+                <w:color w:val="FFFFFF"/>
+                <w:sz w:val="18"/>
+              </w:rPr>
+              <w:t>内容</w:t>
+            </w:r>
+          </w:p>
+        </w:tc>
+        <w:tc>
+          <w:tcPr>
+            <w:tcW w:type="dxa" w:w="3402"/>
+            <w:shd w:val="clear" w:fill="4472C4"/>
+          </w:tcPr>
+          <w:p>
+            <w:pPr>
+              <w:spacing w:after="20" w:before="20"/>
+            </w:pPr>
+            <w:r/>
+            <w:r>
+              <w:rPr>
+                <w:rFonts w:ascii="游ゴシック" w:hAnsi="游ゴシック" w:eastAsia="游ゴシック"/>
+                <w:b/>
+                <w:color w:val="FFFFFF"/>
+                <w:sz w:val="18"/>
+              </w:rPr>
+              <w:t>対象</w:t>
+            </w:r>
+          </w:p>
+        </w:tc>
+        <w:tc>
+          <w:tcPr>
+            <w:tcW w:type="dxa" w:w="1247"/>
+            <w:shd w:val="clear" w:fill="4472C4"/>
+          </w:tcPr>
+          <w:p>
+            <w:pPr>
+              <w:spacing w:after="20" w:before="20"/>
+            </w:pPr>
+            <w:r/>
+            <w:r>
+              <w:rPr>
+                <w:rFonts w:ascii="游ゴシック" w:hAnsi="游ゴシック" w:eastAsia="游ゴシック"/>
+                <w:b/>
+                <w:color w:val="FFFFFF"/>
+                <w:sz w:val="18"/>
+              </w:rPr>
+              <w:t>扱い</w:t>
+            </w:r>
+          </w:p>
+        </w:tc>
+      </w:tr>
+      <w:tr>
+        <w:tc>
+          <w:tcPr>
+            <w:tcW w:type="dxa" w:w="1361"/>
+          </w:tcPr>
+          <w:p>
+            <w:pPr>
+              <w:spacing w:after="20" w:before="20"/>
+            </w:pPr>
+            <w:r/>
+            <w:r>
+              <w:rPr>
+                <w:rFonts w:ascii="游ゴシック" w:hAnsi="游ゴシック" w:eastAsia="游ゴシック"/>
+                <w:b w:val="0"/>
+                <w:sz w:val="18"/>
+              </w:rPr>
+              <w:t>0:00–0:05</w:t>
+            </w:r>
+          </w:p>
+        </w:tc>
+        <w:tc>
+          <w:tcPr>
+            <w:tcW w:type="dxa" w:w="3742"/>
+          </w:tcPr>
+          <w:p>
+            <w:pPr>
+              <w:spacing w:after="20" w:before="20"/>
+            </w:pPr>
+            <w:r/>
+            <w:r>
+              <w:rPr>
+                <w:rFonts w:ascii="游ゴシック" w:hAnsi="游ゴシック" w:eastAsia="游ゴシック"/>
+                <w:b w:val="0"/>
+                <w:sz w:val="18"/>
+              </w:rPr>
+              <w:t>開会と本日のねらい</w:t>
+            </w:r>
+          </w:p>
+        </w:tc>
+        <w:tc>
+          <w:tcPr>
+            <w:tcW w:type="dxa" w:w="3402"/>
+          </w:tcPr>
+          <w:p>
+            <w:pPr>
+              <w:spacing w:after="20" w:before="20"/>
+            </w:pPr>
+            <w:r/>
+            <w:r>
+              <w:rPr>
+                <w:rFonts w:ascii="游ゴシック" w:hAnsi="游ゴシック" w:eastAsia="游ゴシック"/>
+                <w:b w:val="0"/>
+                <w:sz w:val="18"/>
+              </w:rPr>
+              <w:t>―</w:t>
+            </w:r>
+          </w:p>
+        </w:tc>
+        <w:tc>
+          <w:tcPr>
+            <w:tcW w:type="dxa" w:w="1247"/>
+          </w:tcPr>
+          <w:p>
+            <w:pPr>
+              <w:spacing w:after="20" w:before="20"/>
+            </w:pPr>
+            <w:r/>
+            <w:r>
+              <w:rPr>
+                <w:rFonts w:ascii="游ゴシック" w:hAnsi="游ゴシック" w:eastAsia="游ゴシック"/>
+                <w:b w:val="0"/>
+                <w:sz w:val="18"/>
+              </w:rPr>
+              <w:t>会議</w:t>
+            </w:r>
+          </w:p>
+        </w:tc>
+      </w:tr>
+      <w:tr>
+        <w:tc>
+          <w:tcPr>
+            <w:tcW w:type="dxa" w:w="1361"/>
+          </w:tcPr>
+          <w:p>
+            <w:pPr>
+              <w:spacing w:after="20" w:before="20"/>
+            </w:pPr>
+            <w:r/>
+            <w:r>
+              <w:rPr>
+                <w:rFonts w:ascii="游ゴシック" w:hAnsi="游ゴシック" w:eastAsia="游ゴシック"/>
+                <w:b w:val="0"/>
+                <w:sz w:val="18"/>
+              </w:rPr>
+              <w:t>0:05–0:12</w:t>
+            </w:r>
+          </w:p>
+        </w:tc>
+        <w:tc>
+          <w:tcPr>
+            <w:tcW w:type="dxa" w:w="3742"/>
+          </w:tcPr>
+          <w:p>
+            <w:pPr>
+              <w:spacing w:after="20" w:before="20"/>
+            </w:pPr>
+            <w:r/>
+            <w:r>
+              <w:rPr>
+                <w:rFonts w:ascii="游ゴシック" w:hAnsi="游ゴシック" w:eastAsia="游ゴシック"/>
+                <w:b w:val="0"/>
+                <w:sz w:val="18"/>
+              </w:rPr>
+              <w:t>進捗のご報告と開示の順序</w:t>
+            </w:r>
+          </w:p>
+        </w:tc>
+        <w:tc>
+          <w:tcPr>
+            <w:tcW w:type="dxa" w:w="3402"/>
+          </w:tcPr>
+          <w:p>
+            <w:pPr>
+              <w:spacing w:after="20" w:before="20"/>
+            </w:pPr>
+            <w:r/>
+            <w:r>
+              <w:rPr>
+                <w:rFonts w:ascii="游ゴシック" w:hAnsi="游ゴシック" w:eastAsia="游ゴシック"/>
+                <w:b w:val="0"/>
+                <w:sz w:val="18"/>
+              </w:rPr>
+              <w:t>―</w:t>
+            </w:r>
+          </w:p>
+        </w:tc>
+        <w:tc>
+          <w:tcPr>
+            <w:tcW w:type="dxa" w:w="1247"/>
+          </w:tcPr>
+          <w:p>
+            <w:pPr>
+              <w:spacing w:after="20" w:before="20"/>
+            </w:pPr>
+            <w:r/>
+            <w:r>
+              <w:rPr>
+                <w:rFonts w:ascii="游ゴシック" w:hAnsi="游ゴシック" w:eastAsia="游ゴシック"/>
+                <w:b w:val="0"/>
+                <w:sz w:val="18"/>
+              </w:rPr>
+              <w:t>会議</w:t>
+            </w:r>
+          </w:p>
+        </w:tc>
+      </w:tr>
+      <w:tr>
+        <w:tc>
+          <w:tcPr>
+            <w:tcW w:type="dxa" w:w="1361"/>
+          </w:tcPr>
+          <w:p>
+            <w:pPr>
+              <w:spacing w:after="20" w:before="20"/>
+            </w:pPr>
+            <w:r/>
+            <w:r>
+              <w:rPr>
+                <w:rFonts w:ascii="游ゴシック" w:hAnsi="游ゴシック" w:eastAsia="游ゴシック"/>
+                <w:b w:val="0"/>
+                <w:sz w:val="18"/>
+              </w:rPr>
+              <w:t>0:12–0:22</w:t>
+            </w:r>
+          </w:p>
+        </w:tc>
+        <w:tc>
+          <w:tcPr>
+            <w:tcW w:type="dxa" w:w="3742"/>
+          </w:tcPr>
+          <w:p>
+            <w:pPr>
+              <w:spacing w:after="20" w:before="20"/>
+            </w:pPr>
+            <w:r/>
+            <w:r>
+              <w:rPr>
+                <w:rFonts w:ascii="游ゴシック" w:hAnsi="游ゴシック" w:eastAsia="游ゴシック"/>
+                <w:b w:val="0"/>
+                <w:sz w:val="18"/>
+              </w:rPr>
+              <w:t>事業所実態調査の実施の要否</w:t>
+            </w:r>
+          </w:p>
+        </w:tc>
+        <w:tc>
+          <w:tcPr>
+            <w:tcW w:type="dxa" w:w="3402"/>
+          </w:tcPr>
+          <w:p>
+            <w:pPr>
+              <w:spacing w:after="20" w:before="20"/>
+            </w:pPr>
+            <w:r/>
+            <w:r>
+              <w:rPr>
+                <w:rFonts w:ascii="游ゴシック" w:hAnsi="游ゴシック" w:eastAsia="游ゴシック"/>
+                <w:b w:val="0"/>
+                <w:sz w:val="18"/>
+              </w:rPr>
+              <w:t>項目1</w:t>
+            </w:r>
+          </w:p>
+        </w:tc>
+        <w:tc>
+          <w:tcPr>
+            <w:tcW w:type="dxa" w:w="1247"/>
+          </w:tcPr>
+          <w:p>
+            <w:pPr>
+              <w:spacing w:after="20" w:before="20"/>
+            </w:pPr>
+            <w:r/>
+            <w:r>
+              <w:rPr>
+                <w:rFonts w:ascii="游ゴシック" w:hAnsi="游ゴシック" w:eastAsia="游ゴシック"/>
+                <w:b w:val="0"/>
+                <w:sz w:val="18"/>
+              </w:rPr>
+              <w:t>会議</w:t>
+            </w:r>
+          </w:p>
+        </w:tc>
+      </w:tr>
+      <w:tr>
+        <w:tc>
+          <w:tcPr>
+            <w:tcW w:type="dxa" w:w="1361"/>
+          </w:tcPr>
+          <w:p>
+            <w:pPr>
+              <w:spacing w:after="20" w:before="20"/>
+            </w:pPr>
+            <w:r/>
+            <w:r>
+              <w:rPr>
+                <w:rFonts w:ascii="游ゴシック" w:hAnsi="游ゴシック" w:eastAsia="游ゴシック"/>
+                <w:b w:val="0"/>
+                <w:sz w:val="18"/>
+              </w:rPr>
+              <w:t>0:22–0:30</w:t>
+            </w:r>
+          </w:p>
+        </w:tc>
+        <w:tc>
+          <w:tcPr>
+            <w:tcW w:type="dxa" w:w="3742"/>
+          </w:tcPr>
+          <w:p>
+            <w:pPr>
+              <w:spacing w:after="20" w:before="20"/>
+            </w:pPr>
+            <w:r/>
+            <w:r>
+              <w:rPr>
+                <w:rFonts w:ascii="游ゴシック" w:hAnsi="游ゴシック" w:eastAsia="游ゴシック"/>
+                <w:b w:val="0"/>
+                <w:sz w:val="18"/>
+              </w:rPr>
+              <w:t>委員会日程とパブリックコメント期間</w:t>
+            </w:r>
+          </w:p>
+        </w:tc>
+        <w:tc>
+          <w:tcPr>
+            <w:tcW w:type="dxa" w:w="3402"/>
+          </w:tcPr>
+          <w:p>
+            <w:pPr>
+              <w:spacing w:after="20" w:before="20"/>
+            </w:pPr>
+            <w:r/>
+            <w:r>
+              <w:rPr>
+                <w:rFonts w:ascii="游ゴシック" w:hAnsi="游ゴシック" w:eastAsia="游ゴシック"/>
+                <w:b w:val="0"/>
+                <w:sz w:val="18"/>
+              </w:rPr>
+              <w:t>項目2</w:t>
+            </w:r>
+          </w:p>
+        </w:tc>
+        <w:tc>
+          <w:tcPr>
+            <w:tcW w:type="dxa" w:w="1247"/>
+          </w:tcPr>
+          <w:p>
+            <w:pPr>
+              <w:spacing w:after="20" w:before="20"/>
+            </w:pPr>
+            <w:r/>
+            <w:r>
+              <w:rPr>
+                <w:rFonts w:ascii="游ゴシック" w:hAnsi="游ゴシック" w:eastAsia="游ゴシック"/>
+                <w:b w:val="0"/>
+                <w:sz w:val="18"/>
+              </w:rPr>
+              <w:t>会議</w:t>
+            </w:r>
+          </w:p>
+        </w:tc>
+      </w:tr>
+      <w:tr>
+        <w:tc>
+          <w:tcPr>
+            <w:tcW w:type="dxa" w:w="1361"/>
+          </w:tcPr>
+          <w:p>
+            <w:pPr>
+              <w:spacing w:after="20" w:before="20"/>
+            </w:pPr>
+            <w:r/>
+            <w:r>
+              <w:rPr>
+                <w:rFonts w:ascii="游ゴシック" w:hAnsi="游ゴシック" w:eastAsia="游ゴシック"/>
+                <w:b w:val="0"/>
+                <w:sz w:val="18"/>
+              </w:rPr>
+              <w:t>0:30–0:40</w:t>
+            </w:r>
+          </w:p>
+        </w:tc>
+        <w:tc>
+          <w:tcPr>
+            <w:tcW w:type="dxa" w:w="3742"/>
+          </w:tcPr>
+          <w:p>
+            <w:pPr>
+              <w:spacing w:after="20" w:before="20"/>
+            </w:pPr>
+            <w:r/>
+            <w:r>
+              <w:rPr>
+                <w:rFonts w:ascii="游ゴシック" w:hAnsi="游ゴシック" w:eastAsia="游ゴシック"/>
+                <w:b w:val="0"/>
+                <w:sz w:val="18"/>
+              </w:rPr>
+              <w:t>推計の前提と採用シナリオ</w:t>
+            </w:r>
+          </w:p>
+        </w:tc>
+        <w:tc>
+          <w:tcPr>
+            <w:tcW w:type="dxa" w:w="3402"/>
+          </w:tcPr>
+          <w:p>
+            <w:pPr>
+              <w:spacing w:after="20" w:before="20"/>
+            </w:pPr>
+            <w:r/>
+            <w:r>
+              <w:rPr>
+                <w:rFonts w:ascii="游ゴシック" w:hAnsi="游ゴシック" w:eastAsia="游ゴシック"/>
+                <w:b w:val="0"/>
+                <w:sz w:val="18"/>
+              </w:rPr>
+              <w:t>項目6</w:t>
+            </w:r>
+          </w:p>
+        </w:tc>
+        <w:tc>
+          <w:tcPr>
+            <w:tcW w:type="dxa" w:w="1247"/>
+          </w:tcPr>
+          <w:p>
+            <w:pPr>
+              <w:spacing w:after="20" w:before="20"/>
+            </w:pPr>
+            <w:r/>
+            <w:r>
+              <w:rPr>
+                <w:rFonts w:ascii="游ゴシック" w:hAnsi="游ゴシック" w:eastAsia="游ゴシック"/>
+                <w:b w:val="0"/>
+                <w:sz w:val="18"/>
+              </w:rPr>
+              <w:t>会議</w:t>
+            </w:r>
+          </w:p>
+        </w:tc>
+      </w:tr>
+      <w:tr>
+        <w:tc>
+          <w:tcPr>
+            <w:tcW w:type="dxa" w:w="1361"/>
+          </w:tcPr>
+          <w:p>
+            <w:pPr>
+              <w:spacing w:after="20" w:before="20"/>
+            </w:pPr>
+            <w:r/>
+            <w:r>
+              <w:rPr>
+                <w:rFonts w:ascii="游ゴシック" w:hAnsi="游ゴシック" w:eastAsia="游ゴシック"/>
+                <w:b w:val="0"/>
+                <w:sz w:val="18"/>
+              </w:rPr>
+              <w:t>0:40–0:50</w:t>
+            </w:r>
+          </w:p>
+        </w:tc>
+        <w:tc>
+          <w:tcPr>
+            <w:tcW w:type="dxa" w:w="3742"/>
+          </w:tcPr>
+          <w:p>
+            <w:pPr>
+              <w:spacing w:after="20" w:before="20"/>
+            </w:pPr>
+            <w:r/>
+            <w:r>
+              <w:rPr>
+                <w:rFonts w:ascii="游ゴシック" w:hAnsi="游ゴシック" w:eastAsia="游ゴシック"/>
+                <w:b w:val="0"/>
+                <w:sz w:val="18"/>
+              </w:rPr>
+              <w:t>第9期実績の提供時期と点検事項の取扱い</w:t>
+            </w:r>
+          </w:p>
+        </w:tc>
+        <w:tc>
+          <w:tcPr>
+            <w:tcW w:type="dxa" w:w="3402"/>
+          </w:tcPr>
+          <w:p>
+            <w:pPr>
+              <w:spacing w:after="20" w:before="20"/>
+            </w:pPr>
+            <w:r/>
+            <w:r>
+              <w:rPr>
+                <w:rFonts w:ascii="游ゴシック" w:hAnsi="游ゴシック" w:eastAsia="游ゴシック"/>
+                <w:b w:val="0"/>
+                <w:sz w:val="18"/>
+              </w:rPr>
+              <w:t>項目3・13</w:t>
+            </w:r>
+          </w:p>
+        </w:tc>
+        <w:tc>
+          <w:tcPr>
+            <w:tcW w:type="dxa" w:w="1247"/>
+          </w:tcPr>
+          <w:p>
+            <w:pPr>
+              <w:spacing w:after="20" w:before="20"/>
+            </w:pPr>
+            <w:r/>
+            <w:r>
+              <w:rPr>
+                <w:rFonts w:ascii="游ゴシック" w:hAnsi="游ゴシック" w:eastAsia="游ゴシック"/>
+                <w:b w:val="0"/>
+                <w:sz w:val="18"/>
+              </w:rPr>
+              <w:t>会議</w:t>
+            </w:r>
+          </w:p>
+        </w:tc>
+      </w:tr>
+      <w:tr>
+        <w:tc>
+          <w:tcPr>
+            <w:tcW w:type="dxa" w:w="1361"/>
+          </w:tcPr>
+          <w:p>
+            <w:pPr>
+              <w:spacing w:after="20" w:before="20"/>
+            </w:pPr>
+            <w:r/>
+            <w:r>
+              <w:rPr>
+                <w:rFonts w:ascii="游ゴシック" w:hAnsi="游ゴシック" w:eastAsia="游ゴシック"/>
+                <w:b w:val="0"/>
+                <w:sz w:val="18"/>
+              </w:rPr>
+              <w:t>0:50–0:57</w:t>
+            </w:r>
+          </w:p>
+        </w:tc>
+        <w:tc>
+          <w:tcPr>
+            <w:tcW w:type="dxa" w:w="3742"/>
+          </w:tcPr>
+          <w:p>
+            <w:pPr>
+              <w:spacing w:after="20" w:before="20"/>
+            </w:pPr>
+            <w:r/>
+            <w:r>
+              <w:rPr>
+                <w:rFonts w:ascii="游ゴシック" w:hAnsi="游ゴシック" w:eastAsia="游ゴシック"/>
+                <w:b w:val="0"/>
+                <w:sz w:val="18"/>
+              </w:rPr>
+              <w:t>個人情報・公開範囲・原稿レビュー</w:t>
+            </w:r>
+          </w:p>
+        </w:tc>
+        <w:tc>
+          <w:tcPr>
+            <w:tcW w:type="dxa" w:w="3402"/>
+          </w:tcPr>
+          <w:p>
+            <w:pPr>
+              <w:spacing w:after="20" w:before="20"/>
+            </w:pPr>
+            <w:r/>
+            <w:r>
+              <w:rPr>
+                <w:rFonts w:ascii="游ゴシック" w:hAnsi="游ゴシック" w:eastAsia="游ゴシック"/>
+                <w:b w:val="0"/>
+                <w:sz w:val="18"/>
+              </w:rPr>
+              <w:t>項目9・10・11</w:t>
+            </w:r>
+          </w:p>
+        </w:tc>
+        <w:tc>
+          <w:tcPr>
+            <w:tcW w:type="dxa" w:w="1247"/>
+          </w:tcPr>
+          <w:p>
+            <w:pPr>
+              <w:spacing w:after="20" w:before="20"/>
+            </w:pPr>
+            <w:r/>
+            <w:r>
+              <w:rPr>
+                <w:rFonts w:ascii="游ゴシック" w:hAnsi="游ゴシック" w:eastAsia="游ゴシック"/>
+                <w:b w:val="0"/>
+                <w:sz w:val="18"/>
+              </w:rPr>
+              <w:t>会議</w:t>
+            </w:r>
+          </w:p>
+        </w:tc>
+      </w:tr>
+      <w:tr>
+        <w:tc>
+          <w:tcPr>
+            <w:tcW w:type="dxa" w:w="1361"/>
+          </w:tcPr>
+          <w:p>
+            <w:pPr>
+              <w:spacing w:after="20" w:before="20"/>
+            </w:pPr>
+            <w:r/>
+            <w:r>
+              <w:rPr>
+                <w:rFonts w:ascii="游ゴシック" w:hAnsi="游ゴシック" w:eastAsia="游ゴシック"/>
+                <w:b w:val="0"/>
+                <w:sz w:val="18"/>
+              </w:rPr>
+              <w:t>0:57–1:00</w:t>
+            </w:r>
+          </w:p>
+        </w:tc>
+        <w:tc>
+          <w:tcPr>
+            <w:tcW w:type="dxa" w:w="3742"/>
+          </w:tcPr>
+          <w:p>
+            <w:pPr>
+              <w:spacing w:after="20" w:before="20"/>
+            </w:pPr>
+            <w:r/>
+            <w:r>
+              <w:rPr>
+                <w:rFonts w:ascii="游ゴシック" w:hAnsi="游ゴシック" w:eastAsia="游ゴシック"/>
+                <w:b w:val="0"/>
+                <w:sz w:val="18"/>
+              </w:rPr>
+              <w:t>まとめと次回まで</w:t>
+            </w:r>
+          </w:p>
+        </w:tc>
+        <w:tc>
+          <w:tcPr>
+            <w:tcW w:type="dxa" w:w="3402"/>
+          </w:tcPr>
+          <w:p>
+            <w:pPr>
+              <w:spacing w:after="20" w:before="20"/>
+            </w:pPr>
+            <w:r/>
+            <w:r>
+              <w:rPr>
+                <w:rFonts w:ascii="游ゴシック" w:hAnsi="游ゴシック" w:eastAsia="游ゴシック"/>
+                <w:b w:val="0"/>
+                <w:sz w:val="18"/>
+              </w:rPr>
+              <w:t>―</w:t>
+            </w:r>
+          </w:p>
+        </w:tc>
+        <w:tc>
+          <w:tcPr>
+            <w:tcW w:type="dxa" w:w="1247"/>
+          </w:tcPr>
+          <w:p>
+            <w:pPr>
+              <w:spacing w:after="20" w:before="20"/>
+            </w:pPr>
+            <w:r/>
+            <w:r>
+              <w:rPr>
+                <w:rFonts w:ascii="游ゴシック" w:hAnsi="游ゴシック" w:eastAsia="游ゴシック"/>
+                <w:b w:val="0"/>
+                <w:sz w:val="18"/>
+              </w:rPr>
+              <w:t>会議</w:t>
+            </w:r>
+          </w:p>
+        </w:tc>
+      </w:tr>
+      <w:tr>
+        <w:tc>
+          <w:tcPr>
+            <w:tcW w:type="dxa" w:w="1361"/>
+          </w:tcPr>
+          <w:p>
+            <w:pPr>
+              <w:spacing w:after="20" w:before="20"/>
+            </w:pPr>
+            <w:r/>
+            <w:r>
+              <w:rPr>
+                <w:rFonts w:ascii="游ゴシック" w:hAnsi="游ゴシック" w:eastAsia="游ゴシック"/>
+                <w:b w:val="0"/>
+                <w:sz w:val="18"/>
+              </w:rPr>
+              <w:t>―</w:t>
+            </w:r>
+          </w:p>
+        </w:tc>
+        <w:tc>
+          <w:tcPr>
+            <w:tcW w:type="dxa" w:w="3742"/>
+          </w:tcPr>
+          <w:p>
+            <w:pPr>
+              <w:spacing w:after="20" w:before="20"/>
+            </w:pPr>
+            <w:r/>
+            <w:r>
+              <w:rPr>
+                <w:rFonts w:ascii="游ゴシック" w:hAnsi="游ゴシック" w:eastAsia="游ゴシック"/>
+                <w:b w:val="0"/>
+                <w:sz w:val="18"/>
+              </w:rPr>
+              <w:t>上記以外</w:t>
+            </w:r>
+          </w:p>
+        </w:tc>
+        <w:tc>
+          <w:tcPr>
+            <w:tcW w:type="dxa" w:w="3402"/>
+          </w:tcPr>
+          <w:p>
+            <w:pPr>
+              <w:spacing w:after="20" w:before="20"/>
+            </w:pPr>
+            <w:r/>
+            <w:r>
+              <w:rPr>
+                <w:rFonts w:ascii="游ゴシック" w:hAnsi="游ゴシック" w:eastAsia="游ゴシック"/>
+                <w:b w:val="0"/>
+                <w:sz w:val="18"/>
+              </w:rPr>
+              <w:t>項目4・5・7・8・12・14・15・16</w:t>
+            </w:r>
+          </w:p>
+        </w:tc>
+        <w:tc>
+          <w:tcPr>
+            <w:tcW w:type="dxa" w:w="1247"/>
+          </w:tcPr>
+          <w:p>
+            <w:pPr>
+              <w:spacing w:after="20" w:before="20"/>
+            </w:pPr>
+            <w:r/>
+            <w:r>
+              <w:rPr>
+                <w:rFonts w:ascii="游ゴシック" w:hAnsi="游ゴシック" w:eastAsia="游ゴシック"/>
+                <w:b w:val="0"/>
+                <w:sz w:val="18"/>
+              </w:rPr>
+              <w:t>書面</w:t>
+            </w:r>
+          </w:p>
+        </w:tc>
+      </w:tr>
+    </w:tbl>
+    <w:p>
+      <w:pPr>
+        <w:spacing w:after="80"/>
+      </w:pPr>
+    </w:p>
+    <w:p>
+      <w:pPr>
+        <w:spacing w:after="160" w:before="0"/>
+      </w:pPr>
+      <w:r>
+        <w:rPr>
+          <w:rFonts w:ascii="游ゴシック" w:hAnsi="游ゴシック" w:eastAsia="游ゴシック"/>
+          <w:b w:val="0"/>
+          <w:sz w:val="18"/>
+        </w:rPr>
+        <w:t>※ 書面でご確認いただく8項目は、いずれも受託者側で仮に置いて作業を進められるものです。仮置きの内容は各項目に記載しています。</w:t>
+      </w:r>
+    </w:p>
+    <w:p>
+      <w:pPr>
+        <w:spacing w:after="60" w:before="0"/>
+      </w:pPr>
+      <w:r>
+        <w:rPr>
+          <w:rFonts w:ascii="游ゴシック" w:hAnsi="游ゴシック" w:eastAsia="游ゴシック"/>
+          <w:b/>
+          <w:color w:val="1F3864"/>
+          <w:sz w:val="22"/>
+        </w:rPr>
+        <w:t>【進め方の案（120分の場合）】</w:t>
       </w:r>
     </w:p>
     <w:tbl>
@@ -1079,7 +1925,7 @@
           <w:b w:val="0"/>
           <w:sz w:val="18"/>
         </w:rPr>
-        <w:t>※ 合計120分です。時間が限られる場合は、項目1・2・7・13・14を優先してください。この5件はいずれも他の作業の前提となります。</w:t>
+        <w:t>※ 合計120分です。時間が限られる場合は、上記の60分の進め方によってください。</w:t>
       </w:r>
     </w:p>
     <w:p>

--- a/output/第10期計画_キックオフ会議ヒアリングシート.docx
+++ b/output/第10期計画_キックオフ会議ヒアリングシート.docx
@@ -799,7 +799,7 @@
                 <w:b w:val="0"/>
                 <w:sz w:val="18"/>
               </w:rPr>
-              <w:t>事業所実態調査の実施の要否</w:t>
+              <w:t>事業所実態調査で把握できない項目とKPI4項目の扱い</w:t>
             </w:r>
           </w:p>
         </w:tc>
@@ -1476,7 +1476,7 @@
                 <w:b w:val="0"/>
                 <w:sz w:val="18"/>
               </w:rPr>
-              <w:t>業務範囲の確認</w:t>
+              <w:t>代表KPI4項目の代理指標</w:t>
             </w:r>
           </w:p>
         </w:tc>
@@ -1996,7 +1996,7 @@
                 <w:b/>
                 <w:sz w:val="22"/>
               </w:rPr>
-              <w:t>事業所実態調査の実施の要否</w:t>
+              <w:t>事業所実態調査で把握できない項目と代表KPI4項目の扱い</w:t>
             </w:r>
           </w:p>
         </w:tc>
@@ -2050,7 +2050,7 @@
                 <w:b w:val="0"/>
                 <w:sz w:val="19"/>
               </w:rPr>
-              <w:t>キックオフ会議資料では、事業所実態調査を「設計案作成済・実施前」とし、調査票・対象事業所・回収方法の確定から集計までを工程に組み込んでいます。</w:t>
+              <w:t>令和8年8月6日のご連絡により、事業所実態調査は実施済みであり、現時点で提出されている調査結果はすべて受領しているものと理解しております。</w:t>
             </w:r>
           </w:p>
           <w:p>
@@ -2063,7 +2063,7 @@
                 <w:b w:val="0"/>
                 <w:sz w:val="19"/>
               </w:rPr>
-              <w:t>一方、業務仕様書４（3）が定める対象は、①在宅生活改善調査、②居所変更実態調査、③介護人材実態調査、④健康とくらしの調査の4調査であり、「新たなアンケート調査の企画、設計、配布、回収、入力及び督促は行わない」と定められています。</w:t>
+              <w:t>受領した事業所票27件の項目は、介護職員数、常勤・非常勤、外国人、派遣、採用者数、離職者数です。</w:t>
             </w:r>
           </w:p>
           <w:p>
@@ -2076,7 +2076,85 @@
                 <w:b w:val="0"/>
                 <w:sz w:val="19"/>
               </w:rPr>
-              <w:t>実施の要否と、実施する場合の取扱いをご確認ください。</w:t>
+              <w:t>一方、キックオフ会議資料の設計案が挙げていた欠員、受入困難、休廃止・縮小意向、ICT、生産性、BCPは、受領した回答に含まれておりません。</w:t>
+            </w:r>
+          </w:p>
+          <w:p>
+            <w:pPr>
+              <w:spacing w:after="20" w:before="0"/>
+            </w:pPr>
+            <w:r>
+              <w:rPr>
+                <w:rFonts w:ascii="游ゴシック" w:hAnsi="游ゴシック" w:eastAsia="游ゴシック"/>
+                <w:b w:val="0"/>
+                <w:sz w:val="19"/>
+              </w:rPr>
+              <w:t>このため、代表KPIのうち次の4項目は基準値を算定できません。</w:t>
+            </w:r>
+          </w:p>
+          <w:p>
+            <w:pPr>
+              <w:spacing w:after="20" w:before="0"/>
+            </w:pPr>
+            <w:r>
+              <w:rPr>
+                <w:rFonts w:ascii="游ゴシック" w:hAnsi="游ゴシック" w:eastAsia="游ゴシック"/>
+                <w:b w:val="0"/>
+                <w:sz w:val="19"/>
+              </w:rPr>
+              <w:t>・H07 主介護者の高負担割合（在宅介護実態調査。未実施）</w:t>
+            </w:r>
+          </w:p>
+          <w:p>
+            <w:pPr>
+              <w:spacing w:after="20" w:before="0"/>
+            </w:pPr>
+            <w:r>
+              <w:rPr>
+                <w:rFonts w:ascii="游ゴシック" w:hAnsi="游ゴシック" w:eastAsia="游ゴシック"/>
+                <w:b w:val="0"/>
+                <w:sz w:val="19"/>
+              </w:rPr>
+              <w:t>・H08 介護離職懸念・就労継続困難割合（同上）</w:t>
+            </w:r>
+          </w:p>
+          <w:p>
+            <w:pPr>
+              <w:spacing w:after="20" w:before="0"/>
+            </w:pPr>
+            <w:r>
+              <w:rPr>
+                <w:rFonts w:ascii="游ゴシック" w:hAnsi="游ゴシック" w:eastAsia="游ゴシック"/>
+                <w:b w:val="0"/>
+                <w:sz w:val="19"/>
+              </w:rPr>
+              <w:t>・H12 必要サービス未充足率（受入困難の設問なし）</w:t>
+            </w:r>
+          </w:p>
+          <w:p>
+            <w:pPr>
+              <w:spacing w:after="20" w:before="0"/>
+            </w:pPr>
+            <w:r>
+              <w:rPr>
+                <w:rFonts w:ascii="游ゴシック" w:hAnsi="游ゴシック" w:eastAsia="游ゴシック"/>
+                <w:b w:val="0"/>
+                <w:sz w:val="19"/>
+              </w:rPr>
+              <w:t>・H16 災害・感染症時の必須サービス継続率（BCPの設問なし）</w:t>
+            </w:r>
+          </w:p>
+          <w:p>
+            <w:pPr>
+              <w:spacing w:after="20" w:before="0"/>
+            </w:pPr>
+            <w:r>
+              <w:rPr>
+                <w:rFonts w:ascii="游ゴシック" w:hAnsi="游ゴシック" w:eastAsia="游ゴシック"/>
+                <w:b w:val="0"/>
+                <w:sz w:val="19"/>
+              </w:rPr>
+              <w:t>受託者は代理指標への振替を案としております。H12は居所変更実態調査の「供給不足を理由とする住替え」で部分的に、H16はBCPの策定率という体制の指標に組み替えることが考えられます。H07・H08は代替できる指標が見当たりません。</w:t>
             </w:r>
           </w:p>
         </w:tc>
@@ -2117,7 +2195,7 @@
                 <w:b w:val="0"/>
                 <w:sz w:val="19"/>
               </w:rPr>
-              <w:t>□　実施しない（既存4調査と行政データで代替する）</w:t>
+              <w:t>□　代理指標へ振り替える（受託者の案）</w:t>
             </w:r>
           </w:p>
           <w:p>
@@ -2130,7 +2208,7 @@
                 <w:b w:val="0"/>
                 <w:sz w:val="19"/>
               </w:rPr>
-              <w:t>□　実施する（業務範囲の追加として別途協議する）</w:t>
+              <w:t>□　4項目を代表KPIから落とす</w:t>
             </w:r>
           </w:p>
           <w:p>
@@ -2143,7 +2221,20 @@
                 <w:b w:val="0"/>
                 <w:sz w:val="19"/>
               </w:rPr>
-              <w:t>□　発注者において実施し、受託者は集計・分析のみを行う</w:t>
+              <w:t>□　追加の設問により事業所へ照会する</w:t>
+            </w:r>
+          </w:p>
+          <w:p>
+            <w:pPr>
+              <w:spacing w:after="20" w:before="0"/>
+            </w:pPr>
+            <w:r>
+              <w:rPr>
+                <w:rFonts w:ascii="游ゴシック" w:hAnsi="游ゴシック" w:eastAsia="游ゴシック"/>
+                <w:b w:val="0"/>
+                <w:sz w:val="19"/>
+              </w:rPr>
+              <w:t>□　在宅介護実態調査を別途実施する（業務範囲の追加として別途協議する）</w:t>
             </w:r>
           </w:p>
           <w:p>
@@ -2286,7 +2377,7 @@
                 <w:b w:val="0"/>
                 <w:sz w:val="18"/>
               </w:rPr>
-              <w:t>供給可能量、受入困難、休廃止・縮小意向、ICT、BCPの把握手段が定まりません。代表KPIのH07（介護者の負担）・H08（就労との両立）・H12（必要サービス未充足率）・H16（災害感染症時の継続率）のデータ源も決まりません。</w:t>
+              <w:t>代表KPIのH07（介護者の負担）・H08（就労との両立）・H12（必要サービス未充足率）・H16（災害感染症時の継続率）の基準値と目標値が確定しません。計画本文の代表KPIが16項目から12項目に減る可能性があります。</w:t>
             </w:r>
           </w:p>
         </w:tc>
@@ -2327,7 +2418,7 @@
                 <w:b w:val="0"/>
                 <w:sz w:val="17"/>
               </w:rPr>
-              <w:t>キックオフ資料 表4段階3・表8・表10・表16・表17・表18①・青枠 表9／確認事項No.4／点検結果 修正No.1</w:t>
+              <w:t>骨子案 第6節／キックオフ資料（校正反映版）表5・表10／実施済み3調査の受領点検と集計 06シート</w:t>
             </w:r>
           </w:p>
         </w:tc>

--- a/output/第10期計画_キックオフ会議ヒアリングシート.docx
+++ b/output/第10期計画_キックオフ会議ヒアリングシート.docx
@@ -8986,7 +8986,7 @@
                 <w:b w:val="0"/>
                 <w:sz w:val="19"/>
               </w:rPr>
-              <w:t>令和8年8月5日にご提示いただいた様式（令和8年度 介護人材実態調査 結果報告書）に合わせ、実施済み調査 結果報告書（Word・8章48表39図）を作成しました。</w:t>
+              <w:t>令和8年8月5日にご提示いただいた様式（令和8年度 介護人材実態調査 結果報告書）に合わせ、実施済み調査 結果報告書（Word・8章50表39図）を作成しました。</w:t>
             </w:r>
           </w:p>
           <w:p>

--- a/output/第10期計画_キックオフ会議ヒアリングシート.docx
+++ b/output/第10期計画_キックオフ会議ヒアリングシート.docx
@@ -8986,7 +8986,7 @@
                 <w:b w:val="0"/>
                 <w:sz w:val="19"/>
               </w:rPr>
-              <w:t>令和8年8月5日にご提示いただいた様式（令和8年度 介護人材実態調査 結果報告書）に合わせ、実施済み調査 結果報告書（Word・8章50表39図）を作成しました。</w:t>
+              <w:t>令和8年8月5日にご提示いただいた様式（令和8年度 介護人材実態調査 結果報告書）に合わせ、実施済み調査 結果報告書（Word・8章51表39図）を作成しました。</w:t>
             </w:r>
           </w:p>
           <w:p>

--- a/output/第10期計画_キックオフ会議ヒアリングシート.docx
+++ b/output/第10期計画_キックオフ会議ヒアリングシート.docx
@@ -5307,7 +5307,7 @@
                 <w:b w:val="0"/>
                 <w:sz w:val="19"/>
               </w:rPr>
-              <w:t>① H01の測定指標を見える化W144（性・年齢調整済み要介護2以上認定率・9.25％）とすること。第9稿までのB5-a【注目する地域のみ】18.4％は他地域と比較できないため撤回しました。</w:t>
+              <w:t>① H01の測定指標を見える化W144（性・年齢調整済み要介護2以上認定率・9.25％）とすること。当初のB5-a【注目する地域のみ】18.4％は他地域と比較できないため撤回しました。</w:t>
             </w:r>
           </w:p>
           <w:p>
@@ -6561,7 +6561,7 @@
                 <w:b w:val="0"/>
                 <w:sz w:val="19"/>
               </w:rPr>
-              <w:t>計画素案は現在第10稿です。今後も複数回の改稿が見込まれるため、レビューの方法を定めさせてください。</w:t>
+              <w:t>計画素案は令和8年8月時点の版です。今後も複数回の改稿が見込まれるため、レビューの方法を定めさせてください。</w:t>
             </w:r>
           </w:p>
           <w:p>
@@ -9640,7 +9640,7 @@
                 <w:b w:val="0"/>
                 <w:sz w:val="18"/>
               </w:rPr>
-              <w:t>キックオフ会議資料の第6稿の作成</w:t>
+              <w:t>キックオフ会議資料（更新版）の作成</w:t>
             </w:r>
           </w:p>
         </w:tc>
@@ -9817,7 +9817,7 @@
                 <w:b w:val="0"/>
                 <w:sz w:val="18"/>
               </w:rPr>
-              <w:t>計画素案 第11稿</w:t>
+              <w:t>計画素案</w:t>
             </w:r>
           </w:p>
         </w:tc>

--- a/output/第10期計画_キックオフ会議ヒアリングシート.docx
+++ b/output/第10期計画_キックオフ会議ヒアリングシート.docx
@@ -4889,7 +4889,7 @@
                 <w:b w:val="0"/>
                 <w:sz w:val="19"/>
               </w:rPr>
-              <w:t>見える化システムのδ（介護サービス自給率）を令和8年7月30日に受領し、3町の6区分別の自給率を把握しました（6区分平均で美瑛77.5％・東川67.1％・東神楽63.2％）。</w:t>
+              <w:t>見える化システムのδ（介護サービス自給率）を令和8年7月30日に受領し、3町の区分別の自給率を把握しました（算定可能区分の単純平均（美瑛6区分、東川・東神楽5区分）で美瑛77.5％・東川67.1％・東神楽63.2％）。</w:t>
             </w:r>
           </w:p>
           <w:p>
